--- a/testing_documents/Test_Plan.docx
+++ b/testing_documents/Test_Plan.docx
@@ -1705,6 +1705,11 @@
         <w:t>TEST PLAN: INTEGRATED CODING EDUCATION &amp; COMPETITIVE PROGRAMMING PLATFORM</w:t>
       </w:r>
       <w:bookmarkEnd w:id="0"/>
+      <w:r>
+        <w:t xml:space="preserve"> </w:t>
+      </w:r>
+      <w:bookmarkStart w:id="1" w:name="_GoBack"/>
+      <w:bookmarkEnd w:id="1"/>
     </w:p>
     <w:p>
       <w:pPr>
@@ -1715,14 +1720,14 @@
       <w:pPr>
         <w:pStyle w:val="Heading1"/>
       </w:pPr>
-      <w:bookmarkStart w:id="1" w:name="_Toc235136535"/>
+      <w:bookmarkStart w:id="2" w:name="_Toc235136535"/>
       <w:r>
         <w:t>1.</w:t>
       </w:r>
       <w:r>
         <w:t>Test Plan Identifier</w:t>
       </w:r>
-      <w:bookmarkEnd w:id="1"/>
+      <w:bookmarkEnd w:id="2"/>
     </w:p>
     <w:tbl>
       <w:tblPr>
@@ -2031,30 +2036,25 @@
       <w:pPr>
         <w:pStyle w:val="Heading1"/>
       </w:pPr>
-      <w:bookmarkStart w:id="2" w:name="_Toc235136536"/>
+      <w:bookmarkStart w:id="3" w:name="_Toc235136536"/>
       <w:r>
         <w:t>2. Introduction</w:t>
-      </w:r>
-      <w:bookmarkEnd w:id="2"/>
-    </w:p>
-    <w:p>
-      <w:pPr>
-        <w:pStyle w:val="Heading2"/>
-      </w:pPr>
-      <w:bookmarkStart w:id="3" w:name="_Toc235136537"/>
-      <w:r>
-        <w:t>2.1. Overview:</w:t>
       </w:r>
       <w:bookmarkEnd w:id="3"/>
     </w:p>
     <w:p>
+      <w:pPr>
+        <w:pStyle w:val="Heading2"/>
+      </w:pPr>
+      <w:bookmarkStart w:id="4" w:name="_Toc235136537"/>
       <w:r>
-        <w:t>The Integrated Coding Education &amp; Competitive Programming Platform provides an environment for users to study, practice coding, a</w:t>
+        <w:t>2.1. Overview:</w:t>
       </w:r>
-      <w:bookmarkStart w:id="4" w:name="_GoBack"/>
       <w:bookmarkEnd w:id="4"/>
+    </w:p>
+    <w:p>
       <w:r>
-        <w:t>nd participate in contests. The system integrates with Judge0 to evaluate source code, PayOS to process payment transactions, ffmpeg-service to stream lecture videos, and supports real-time leaderboard updates via WebSocket.</w:t>
+        <w:t>The Integrated Coding Education &amp; Competitive Programming Platform provides an environment for users to study, practice coding, and participate in contests. The system integrates with Judge0 to evaluate source code, PayOS to process payment transactions, ffmpeg-service to stream lecture videos, and supports real-time leaderboard updates via WebSocket.</w:t>
       </w:r>
     </w:p>
     <w:p>
@@ -6029,7 +6029,6 @@
                 <w:b/>
                 <w:bCs/>
               </w:rPr>
-              <w:lastRenderedPageBreak/>
               <w:t>Fix Defects</w:t>
             </w:r>
           </w:p>
@@ -6124,6 +6123,7 @@
               <w:rPr>
                 <w:rStyle w:val="Strong"/>
               </w:rPr>
+              <w:lastRenderedPageBreak/>
               <w:t>Role</w:t>
             </w:r>
           </w:p>
@@ -6685,96 +6685,86 @@
               <w:spacing w:after="480"/>
             </w:pPr>
             <w:r>
-              <w:t xml:space="preserve">PayOS Webhook cannot reach </w:t>
+              <w:t>PayOS Webhook cannot reach Local server</w:t>
+            </w:r>
+          </w:p>
+        </w:tc>
+        <w:tc>
+          <w:tcPr>
+            <w:tcW w:w="1430" w:type="dxa"/>
+            <w:shd w:val="clear" w:color="auto" w:fill="DEEAF6" w:themeFill="accent1" w:themeFillTint="33"/>
+            <w:vAlign w:val="center"/>
+          </w:tcPr>
+          <w:p>
+            <w:pPr>
+              <w:spacing w:after="480"/>
+            </w:pPr>
+            <w:r>
+              <w:t>Medium</w:t>
+            </w:r>
+          </w:p>
+        </w:tc>
+        <w:tc>
+          <w:tcPr>
+            <w:tcW w:w="1180" w:type="dxa"/>
+            <w:shd w:val="clear" w:color="auto" w:fill="DEEAF6" w:themeFill="accent1" w:themeFillTint="33"/>
+            <w:vAlign w:val="center"/>
+          </w:tcPr>
+          <w:p>
+            <w:pPr>
+              <w:spacing w:after="480"/>
+            </w:pPr>
+            <w:r>
+              <w:t>High</w:t>
+            </w:r>
+          </w:p>
+        </w:tc>
+        <w:tc>
+          <w:tcPr>
+            <w:tcW w:w="927" w:type="dxa"/>
+            <w:shd w:val="clear" w:color="auto" w:fill="DEEAF6" w:themeFill="accent1" w:themeFillTint="33"/>
+            <w:vAlign w:val="center"/>
+          </w:tcPr>
+          <w:p>
+            <w:pPr>
+              <w:spacing w:after="480"/>
+            </w:pPr>
+            <w:r>
+              <w:t>High</w:t>
+            </w:r>
+          </w:p>
+        </w:tc>
+        <w:tc>
+          <w:tcPr>
+            <w:tcW w:w="1825" w:type="dxa"/>
+            <w:shd w:val="clear" w:color="auto" w:fill="DEEAF6" w:themeFill="accent1" w:themeFillTint="33"/>
+            <w:vAlign w:val="center"/>
+          </w:tcPr>
+          <w:p>
+            <w:pPr>
+              <w:spacing w:after="480"/>
+            </w:pPr>
+            <w:r>
+              <w:t>Use ngrok to expose Localhost to the Public Internet.</w:t>
+            </w:r>
+          </w:p>
+        </w:tc>
+        <w:tc>
+          <w:tcPr>
+            <w:tcW w:w="1590" w:type="dxa"/>
+            <w:shd w:val="clear" w:color="auto" w:fill="DEEAF6" w:themeFill="accent1" w:themeFillTint="33"/>
+            <w:vAlign w:val="center"/>
+          </w:tcPr>
+          <w:p>
+            <w:pPr>
+              <w:spacing w:after="480"/>
+            </w:pPr>
+            <w:r>
+              <w:t xml:space="preserve">Directly mock the service calling the payment processing function, bypassing the </w:t>
             </w:r>
             <w:r>
               <w:lastRenderedPageBreak/>
-              <w:t>Local server</w:t>
-            </w:r>
-          </w:p>
-        </w:tc>
-        <w:tc>
-          <w:tcPr>
-            <w:tcW w:w="1430" w:type="dxa"/>
-            <w:shd w:val="clear" w:color="auto" w:fill="DEEAF6" w:themeFill="accent1" w:themeFillTint="33"/>
-            <w:vAlign w:val="center"/>
-          </w:tcPr>
-          <w:p>
-            <w:pPr>
-              <w:spacing w:after="480"/>
-            </w:pPr>
-            <w:r>
-              <w:lastRenderedPageBreak/>
-              <w:t>Medium</w:t>
-            </w:r>
-          </w:p>
-        </w:tc>
-        <w:tc>
-          <w:tcPr>
-            <w:tcW w:w="1180" w:type="dxa"/>
-            <w:shd w:val="clear" w:color="auto" w:fill="DEEAF6" w:themeFill="accent1" w:themeFillTint="33"/>
-            <w:vAlign w:val="center"/>
-          </w:tcPr>
-          <w:p>
-            <w:pPr>
-              <w:spacing w:after="480"/>
-            </w:pPr>
-            <w:r>
-              <w:t>High</w:t>
-            </w:r>
-          </w:p>
-        </w:tc>
-        <w:tc>
-          <w:tcPr>
-            <w:tcW w:w="927" w:type="dxa"/>
-            <w:shd w:val="clear" w:color="auto" w:fill="DEEAF6" w:themeFill="accent1" w:themeFillTint="33"/>
-            <w:vAlign w:val="center"/>
-          </w:tcPr>
-          <w:p>
-            <w:pPr>
-              <w:spacing w:after="480"/>
-            </w:pPr>
-            <w:r>
-              <w:t>High</w:t>
-            </w:r>
-          </w:p>
-        </w:tc>
-        <w:tc>
-          <w:tcPr>
-            <w:tcW w:w="1825" w:type="dxa"/>
-            <w:shd w:val="clear" w:color="auto" w:fill="DEEAF6" w:themeFill="accent1" w:themeFillTint="33"/>
-            <w:vAlign w:val="center"/>
-          </w:tcPr>
-          <w:p>
-            <w:pPr>
-              <w:spacing w:after="480"/>
-            </w:pPr>
-            <w:r>
-              <w:t xml:space="preserve">Use ngrok to expose Localhost to the </w:t>
-            </w:r>
-            <w:r>
-              <w:lastRenderedPageBreak/>
-              <w:t>Public Internet.</w:t>
-            </w:r>
-          </w:p>
-        </w:tc>
-        <w:tc>
-          <w:tcPr>
-            <w:tcW w:w="1590" w:type="dxa"/>
-            <w:shd w:val="clear" w:color="auto" w:fill="DEEAF6" w:themeFill="accent1" w:themeFillTint="33"/>
-            <w:vAlign w:val="center"/>
-          </w:tcPr>
-          <w:p>
-            <w:pPr>
-              <w:spacing w:after="480"/>
-            </w:pPr>
-            <w:r>
-              <w:lastRenderedPageBreak/>
-              <w:t xml:space="preserve">Directly mock the service calling the </w:t>
-            </w:r>
-            <w:r>
-              <w:lastRenderedPageBreak/>
-              <w:t>payment processing function, bypassing the Webhook step.</w:t>
+              <w:t>Webhook step.</w:t>
             </w:r>
           </w:p>
         </w:tc>
@@ -7330,8 +7320,8 @@
     <w:p/>
     <w:p/>
     <w:sectPr>
-      <w:headerReference w:type="default" r:id="rId6"/>
-      <w:footerReference w:type="default" r:id="rId7"/>
+      <w:headerReference w:type="default" r:id="rId8"/>
+      <w:footerReference w:type="default" r:id="rId9"/>
       <w:pgSz w:w="12240" w:h="15840"/>
       <w:pgMar w:top="1440" w:right="1440" w:bottom="1440" w:left="1440" w:header="708" w:footer="708" w:gutter="0"/>
       <w:cols w:space="720"/>
@@ -7339,6 +7329,31 @@
     </w:sectPr>
   </w:body>
 </w:document>
+</file>
+
+<file path=word/endnotes.xml><?xml version="1.0" encoding="utf-8"?>
+<w:endnotes xmlns:wpc="http://schemas.microsoft.com/office/word/2010/wordprocessingCanvas" xmlns:cx="http://schemas.microsoft.com/office/drawing/2014/chartex" xmlns:cx1="http://schemas.microsoft.com/office/drawing/2015/9/8/chartex" xmlns:mc="http://schemas.openxmlformats.org/markup-compatibility/2006" xmlns:o="urn:schemas-microsoft-com:office:office" xmlns:r="http://schemas.openxmlformats.org/officeDocument/2006/relationships" xmlns:m="http://schemas.openxmlformats.org/officeDocument/2006/math" xmlns:v="urn:schemas-microsoft-com:vml" xmlns:wp14="http://schemas.microsoft.com/office/word/2010/wordprocessingDrawing" xmlns:wp="http://schemas.openxmlformats.org/drawingml/2006/wordprocessingDrawing" xmlns:w10="urn:schemas-microsoft-com:office:word" xmlns:w="http://schemas.openxmlformats.org/wordprocessingml/2006/main" xmlns:w14="http://schemas.microsoft.com/office/word/2010/wordml" xmlns:w15="http://schemas.microsoft.com/office/word/2012/wordml" xmlns:w16se="http://schemas.microsoft.com/office/word/2015/wordml/symex" xmlns:wpg="http://schemas.microsoft.com/office/word/2010/wordprocessingGroup" xmlns:wpi="http://schemas.microsoft.com/office/word/2010/wordprocessingInk" xmlns:wne="http://schemas.microsoft.com/office/word/2006/wordml" xmlns:wps="http://schemas.microsoft.com/office/word/2010/wordprocessingShape" mc:Ignorable="w14 w15 w16se wp14">
+  <w:endnote w:type="separator" w:id="-1">
+    <w:p>
+      <w:pPr>
+        <w:spacing w:before="0" w:after="0"/>
+      </w:pPr>
+      <w:r>
+        <w:separator/>
+      </w:r>
+    </w:p>
+  </w:endnote>
+  <w:endnote w:type="continuationSeparator" w:id="0">
+    <w:p>
+      <w:pPr>
+        <w:spacing w:before="0" w:after="0"/>
+      </w:pPr>
+      <w:r>
+        <w:continuationSeparator/>
+      </w:r>
+    </w:p>
+  </w:endnote>
+</w:endnotes>
 </file>
 
 <file path=word/footer1.xml><?xml version="1.0" encoding="utf-8"?>
@@ -7447,6 +7462,31 @@
     </w:r>
   </w:p>
 </w:ftr>
+</file>
+
+<file path=word/footnotes.xml><?xml version="1.0" encoding="utf-8"?>
+<w:footnotes xmlns:wpc="http://schemas.microsoft.com/office/word/2010/wordprocessingCanvas" xmlns:cx="http://schemas.microsoft.com/office/drawing/2014/chartex" xmlns:cx1="http://schemas.microsoft.com/office/drawing/2015/9/8/chartex" xmlns:mc="http://schemas.openxmlformats.org/markup-compatibility/2006" xmlns:o="urn:schemas-microsoft-com:office:office" xmlns:r="http://schemas.openxmlformats.org/officeDocument/2006/relationships" xmlns:m="http://schemas.openxmlformats.org/officeDocument/2006/math" xmlns:v="urn:schemas-microsoft-com:vml" xmlns:wp14="http://schemas.microsoft.com/office/word/2010/wordprocessingDrawing" xmlns:wp="http://schemas.openxmlformats.org/drawingml/2006/wordprocessingDrawing" xmlns:w10="urn:schemas-microsoft-com:office:word" xmlns:w="http://schemas.openxmlformats.org/wordprocessingml/2006/main" xmlns:w14="http://schemas.microsoft.com/office/word/2010/wordml" xmlns:w15="http://schemas.microsoft.com/office/word/2012/wordml" xmlns:w16se="http://schemas.microsoft.com/office/word/2015/wordml/symex" xmlns:wpg="http://schemas.microsoft.com/office/word/2010/wordprocessingGroup" xmlns:wpi="http://schemas.microsoft.com/office/word/2010/wordprocessingInk" xmlns:wne="http://schemas.microsoft.com/office/word/2006/wordml" xmlns:wps="http://schemas.microsoft.com/office/word/2010/wordprocessingShape" mc:Ignorable="w14 w15 w16se wp14">
+  <w:footnote w:type="separator" w:id="-1">
+    <w:p>
+      <w:pPr>
+        <w:spacing w:before="0" w:after="0"/>
+      </w:pPr>
+      <w:r>
+        <w:separator/>
+      </w:r>
+    </w:p>
+  </w:footnote>
+  <w:footnote w:type="continuationSeparator" w:id="0">
+    <w:p>
+      <w:pPr>
+        <w:spacing w:before="0" w:after="0"/>
+      </w:pPr>
+      <w:r>
+        <w:continuationSeparator/>
+      </w:r>
+    </w:p>
+  </w:footnote>
+</w:footnotes>
 </file>
 
 <file path=word/header1.xml><?xml version="1.0" encoding="utf-8"?>
@@ -10363,7 +10403,7 @@
 </file>
 
 <file path=customXml/itemProps1.xml><?xml version="1.0" encoding="utf-8"?>
-<ds:datastoreItem xmlns:ds="http://schemas.openxmlformats.org/officeDocument/2006/customXml" ds:itemID="{2865FC5E-A407-4DCA-9FF1-CB3B7D690D43}">
+<ds:datastoreItem xmlns:ds="http://schemas.openxmlformats.org/officeDocument/2006/customXml" ds:itemID="{DF786F6A-75EC-4AF0-B6C5-7F4C26CD1CCD}">
   <ds:schemaRefs>
     <ds:schemaRef ds:uri="http://schemas.openxmlformats.org/officeDocument/2006/bibliography"/>
   </ds:schemaRefs>

--- a/testing_documents/Test_Plan.docx
+++ b/testing_documents/Test_Plan.docx
@@ -361,14 +361,6 @@
               </w:rPr>
               <w:t>20/05/2026</w:t>
             </w:r>
-            <w:bookmarkStart w:id="0" w:name="_GoBack"/>
-            <w:bookmarkEnd w:id="0"/>
-            <w:r>
-              <w:rPr>
-                <w:sz w:val="20"/>
-                <w:szCs w:val="20"/>
-              </w:rPr>
-            </w:r>
           </w:p>
         </w:tc>
       </w:tr>
@@ -498,11 +490,12 @@
       <w:pPr>
         <w:pStyle w:val="Heading1"/>
       </w:pPr>
-      <w:bookmarkStart w:id="1" w:name="_Toc235480377"/>
+      <w:bookmarkStart w:id="0" w:name="_Toc235697233"/>
       <w:r>
+        <w:lastRenderedPageBreak/>
         <w:t>TABLE OF CONTENTS</w:t>
       </w:r>
-      <w:bookmarkEnd w:id="1"/>
+      <w:bookmarkEnd w:id="0"/>
     </w:p>
     <w:sdt>
       <w:sdtPr>
@@ -524,26 +517,60 @@
           </w:pPr>
           <w:r>
             <w:fldChar w:fldCharType="begin"/>
+          </w:r>
+          <w:r>
             <w:instrText>TOC \h \o "1-3"</w:instrText>
+          </w:r>
+          <w:r>
             <w:fldChar w:fldCharType="separate"/>
           </w:r>
-          <w:hyperlink w:anchor="_Toc235480377" w:history="1">
+          <w:hyperlink w:anchor="_Toc235697233" w:history="1">
             <w:r>
               <w:rPr>
                 <w:rStyle w:val="Hyperlink"/>
                 <w:noProof/>
               </w:rPr>
-              <w:t>MỤC LỤC</w:t>
+              <w:t>TABLE OF CONTENTS</w:t>
             </w:r>
             <w:r>
               <w:rPr>
                 <w:noProof/>
               </w:rPr>
               <w:tab/>
+            </w:r>
+            <w:r>
+              <w:rPr>
+                <w:noProof/>
+              </w:rPr>
               <w:fldChar w:fldCharType="begin"/>
-              <w:instrText xml:space="preserve"> PAGEREF _Toc235480377 \h </w:instrText>
+            </w:r>
+            <w:r>
+              <w:rPr>
+                <w:noProof/>
+              </w:rPr>
+              <w:instrText xml:space="preserve"> PAGEREF _Toc235697233 \h </w:instrText>
+            </w:r>
+            <w:r>
+              <w:rPr>
+                <w:noProof/>
+              </w:rPr>
+            </w:r>
+            <w:r>
+              <w:rPr>
+                <w:noProof/>
+              </w:rPr>
               <w:fldChar w:fldCharType="separate"/>
+            </w:r>
+            <w:r>
+              <w:rPr>
+                <w:noProof/>
+              </w:rPr>
               <w:t>2</w:t>
+            </w:r>
+            <w:r>
+              <w:rPr>
+                <w:noProof/>
+              </w:rPr>
               <w:fldChar w:fldCharType="end"/>
             </w:r>
           </w:hyperlink>
@@ -559,23 +586,53 @@
               <w:noProof/>
             </w:rPr>
           </w:pPr>
-          <w:hyperlink w:anchor="_Toc235480378" w:history="1">
+          <w:hyperlink w:anchor="_Toc235697234" w:history="1">
             <w:r>
               <w:rPr>
                 <w:rStyle w:val="Hyperlink"/>
                 <w:noProof/>
               </w:rPr>
-              <w:t>1. Định danh Kế hoạch Kiểm thử (Test Plan Identifier)</w:t>
+              <w:t>1. Test Plan Identifier</w:t>
             </w:r>
             <w:r>
               <w:rPr>
                 <w:noProof/>
               </w:rPr>
               <w:tab/>
+            </w:r>
+            <w:r>
+              <w:rPr>
+                <w:noProof/>
+              </w:rPr>
               <w:fldChar w:fldCharType="begin"/>
-              <w:instrText xml:space="preserve"> PAGEREF _Toc235480378 \h </w:instrText>
+            </w:r>
+            <w:r>
+              <w:rPr>
+                <w:noProof/>
+              </w:rPr>
+              <w:instrText xml:space="preserve"> PAGEREF _Toc235697234 \h </w:instrText>
+            </w:r>
+            <w:r>
+              <w:rPr>
+                <w:noProof/>
+              </w:rPr>
+            </w:r>
+            <w:r>
+              <w:rPr>
+                <w:noProof/>
+              </w:rPr>
               <w:fldChar w:fldCharType="separate"/>
+            </w:r>
+            <w:r>
+              <w:rPr>
+                <w:noProof/>
+              </w:rPr>
               <w:t>3</w:t>
+            </w:r>
+            <w:r>
+              <w:rPr>
+                <w:noProof/>
+              </w:rPr>
               <w:fldChar w:fldCharType="end"/>
             </w:r>
           </w:hyperlink>
@@ -591,23 +648,53 @@
               <w:noProof/>
             </w:rPr>
           </w:pPr>
-          <w:hyperlink w:anchor="_Toc235480379" w:history="1">
+          <w:hyperlink w:anchor="_Toc235697235" w:history="1">
             <w:r>
               <w:rPr>
                 <w:rStyle w:val="Hyperlink"/>
                 <w:noProof/>
               </w:rPr>
-              <w:t>2. Giới thiệu</w:t>
+              <w:t>2. Introduction</w:t>
             </w:r>
             <w:r>
               <w:rPr>
                 <w:noProof/>
               </w:rPr>
               <w:tab/>
+            </w:r>
+            <w:r>
+              <w:rPr>
+                <w:noProof/>
+              </w:rPr>
               <w:fldChar w:fldCharType="begin"/>
-              <w:instrText xml:space="preserve"> PAGEREF _Toc235480379 \h </w:instrText>
+            </w:r>
+            <w:r>
+              <w:rPr>
+                <w:noProof/>
+              </w:rPr>
+              <w:instrText xml:space="preserve"> PAGEREF _Toc235697235 \h </w:instrText>
+            </w:r>
+            <w:r>
+              <w:rPr>
+                <w:noProof/>
+              </w:rPr>
+            </w:r>
+            <w:r>
+              <w:rPr>
+                <w:noProof/>
+              </w:rPr>
               <w:fldChar w:fldCharType="separate"/>
+            </w:r>
+            <w:r>
+              <w:rPr>
+                <w:noProof/>
+              </w:rPr>
               <w:t>3</w:t>
+            </w:r>
+            <w:r>
+              <w:rPr>
+                <w:noProof/>
+              </w:rPr>
               <w:fldChar w:fldCharType="end"/>
             </w:r>
           </w:hyperlink>
@@ -623,23 +710,53 @@
               <w:noProof/>
             </w:rPr>
           </w:pPr>
-          <w:hyperlink w:anchor="_Toc235480380" w:history="1">
+          <w:hyperlink w:anchor="_Toc235697236" w:history="1">
             <w:r>
               <w:rPr>
                 <w:rStyle w:val="Hyperlink"/>
                 <w:noProof/>
               </w:rPr>
-              <w:t>2.1. Nguyên tắc biên soạn</w:t>
+              <w:t>2.1. Compilation Principles</w:t>
             </w:r>
             <w:r>
               <w:rPr>
                 <w:noProof/>
               </w:rPr>
               <w:tab/>
+            </w:r>
+            <w:r>
+              <w:rPr>
+                <w:noProof/>
+              </w:rPr>
               <w:fldChar w:fldCharType="begin"/>
-              <w:instrText xml:space="preserve"> PAGEREF _Toc235480380 \h </w:instrText>
+            </w:r>
+            <w:r>
+              <w:rPr>
+                <w:noProof/>
+              </w:rPr>
+              <w:instrText xml:space="preserve"> PAGEREF _Toc235697236 \h </w:instrText>
+            </w:r>
+            <w:r>
+              <w:rPr>
+                <w:noProof/>
+              </w:rPr>
+            </w:r>
+            <w:r>
+              <w:rPr>
+                <w:noProof/>
+              </w:rPr>
               <w:fldChar w:fldCharType="separate"/>
+            </w:r>
+            <w:r>
+              <w:rPr>
+                <w:noProof/>
+              </w:rPr>
               <w:t>3</w:t>
+            </w:r>
+            <w:r>
+              <w:rPr>
+                <w:noProof/>
+              </w:rPr>
               <w:fldChar w:fldCharType="end"/>
             </w:r>
           </w:hyperlink>
@@ -655,23 +772,53 @@
               <w:noProof/>
             </w:rPr>
           </w:pPr>
-          <w:hyperlink w:anchor="_Toc235480381" w:history="1">
+          <w:hyperlink w:anchor="_Toc235697237" w:history="1">
             <w:r>
               <w:rPr>
                 <w:rStyle w:val="Hyperlink"/>
                 <w:noProof/>
               </w:rPr>
-              <w:t>2.2. Tổng quan Kiến trúc Hệ thống (xác minh trực tiếp từ source code)</w:t>
+              <w:t>2.2. System Architecture Overview (verified directly from source code)</w:t>
             </w:r>
             <w:r>
               <w:rPr>
                 <w:noProof/>
               </w:rPr>
               <w:tab/>
+            </w:r>
+            <w:r>
+              <w:rPr>
+                <w:noProof/>
+              </w:rPr>
               <w:fldChar w:fldCharType="begin"/>
-              <w:instrText xml:space="preserve"> PAGEREF _Toc235480381 \h </w:instrText>
+            </w:r>
+            <w:r>
+              <w:rPr>
+                <w:noProof/>
+              </w:rPr>
+              <w:instrText xml:space="preserve"> PAGEREF _Toc235697237 \h </w:instrText>
+            </w:r>
+            <w:r>
+              <w:rPr>
+                <w:noProof/>
+              </w:rPr>
+            </w:r>
+            <w:r>
+              <w:rPr>
+                <w:noProof/>
+              </w:rPr>
               <w:fldChar w:fldCharType="separate"/>
+            </w:r>
+            <w:r>
+              <w:rPr>
+                <w:noProof/>
+              </w:rPr>
               <w:t>3</w:t>
+            </w:r>
+            <w:r>
+              <w:rPr>
+                <w:noProof/>
+              </w:rPr>
               <w:fldChar w:fldCharType="end"/>
             </w:r>
           </w:hyperlink>
@@ -687,23 +834,53 @@
               <w:noProof/>
             </w:rPr>
           </w:pPr>
-          <w:hyperlink w:anchor="_Toc235480382" w:history="1">
+          <w:hyperlink w:anchor="_Toc235697238" w:history="1">
             <w:r>
               <w:rPr>
                 <w:rStyle w:val="Hyperlink"/>
                 <w:noProof/>
               </w:rPr>
-              <w:t>2.3. Phạm vi kiểm thử</w:t>
+              <w:t>2.3. Test Scope</w:t>
             </w:r>
             <w:r>
               <w:rPr>
                 <w:noProof/>
               </w:rPr>
               <w:tab/>
+            </w:r>
+            <w:r>
+              <w:rPr>
+                <w:noProof/>
+              </w:rPr>
               <w:fldChar w:fldCharType="begin"/>
-              <w:instrText xml:space="preserve"> PAGEREF _Toc235480382 \h </w:instrText>
+            </w:r>
+            <w:r>
+              <w:rPr>
+                <w:noProof/>
+              </w:rPr>
+              <w:instrText xml:space="preserve"> PAGEREF _Toc235697238 \h </w:instrText>
+            </w:r>
+            <w:r>
+              <w:rPr>
+                <w:noProof/>
+              </w:rPr>
+            </w:r>
+            <w:r>
+              <w:rPr>
+                <w:noProof/>
+              </w:rPr>
               <w:fldChar w:fldCharType="separate"/>
+            </w:r>
+            <w:r>
+              <w:rPr>
+                <w:noProof/>
+              </w:rPr>
               <w:t>5</w:t>
+            </w:r>
+            <w:r>
+              <w:rPr>
+                <w:noProof/>
+              </w:rPr>
               <w:fldChar w:fldCharType="end"/>
             </w:r>
           </w:hyperlink>
@@ -719,23 +896,53 @@
               <w:noProof/>
             </w:rPr>
           </w:pPr>
-          <w:hyperlink w:anchor="_Toc235480383" w:history="1">
+          <w:hyperlink w:anchor="_Toc235697239" w:history="1">
             <w:r>
               <w:rPr>
                 <w:rStyle w:val="Hyperlink"/>
                 <w:noProof/>
               </w:rPr>
-              <w:t>3. Đối tượng kiểm thử (Test Items)</w:t>
+              <w:t>3. Test Items</w:t>
             </w:r>
             <w:r>
               <w:rPr>
                 <w:noProof/>
               </w:rPr>
               <w:tab/>
+            </w:r>
+            <w:r>
+              <w:rPr>
+                <w:noProof/>
+              </w:rPr>
               <w:fldChar w:fldCharType="begin"/>
-              <w:instrText xml:space="preserve"> PAGEREF _Toc235480383 \h </w:instrText>
+            </w:r>
+            <w:r>
+              <w:rPr>
+                <w:noProof/>
+              </w:rPr>
+              <w:instrText xml:space="preserve"> PAGEREF _Toc235697239 \h </w:instrText>
+            </w:r>
+            <w:r>
+              <w:rPr>
+                <w:noProof/>
+              </w:rPr>
+            </w:r>
+            <w:r>
+              <w:rPr>
+                <w:noProof/>
+              </w:rPr>
               <w:fldChar w:fldCharType="separate"/>
+            </w:r>
+            <w:r>
+              <w:rPr>
+                <w:noProof/>
+              </w:rPr>
               <w:t>5</w:t>
+            </w:r>
+            <w:r>
+              <w:rPr>
+                <w:noProof/>
+              </w:rPr>
               <w:fldChar w:fldCharType="end"/>
             </w:r>
           </w:hyperlink>
@@ -751,23 +958,55 @@
               <w:noProof/>
             </w:rPr>
           </w:pPr>
-          <w:hyperlink w:anchor="_Toc235480384" w:history="1">
+          <w:hyperlink w:anchor="_Toc235697240" w:history="1">
             <w:r>
               <w:rPr>
                 <w:rStyle w:val="Hyperlink"/>
                 <w:noProof/>
               </w:rPr>
-              <w:t>4. Các tính năng cần kiểm thử (Features to be Tested)</w:t>
-            </w:r>
+              <w:t>4. Features to be Tested</w:t>
+            </w:r>
+            <w:bookmarkStart w:id="1" w:name="_GoBack"/>
+            <w:bookmarkEnd w:id="1"/>
             <w:r>
               <w:rPr>
                 <w:noProof/>
               </w:rPr>
               <w:tab/>
+            </w:r>
+            <w:r>
+              <w:rPr>
+                <w:noProof/>
+              </w:rPr>
               <w:fldChar w:fldCharType="begin"/>
-              <w:instrText xml:space="preserve"> PAGEREF _Toc235480384 \h </w:instrText>
+            </w:r>
+            <w:r>
+              <w:rPr>
+                <w:noProof/>
+              </w:rPr>
+              <w:instrText xml:space="preserve"> PAGEREF _Toc235697240 \h </w:instrText>
+            </w:r>
+            <w:r>
+              <w:rPr>
+                <w:noProof/>
+              </w:rPr>
+            </w:r>
+            <w:r>
+              <w:rPr>
+                <w:noProof/>
+              </w:rPr>
               <w:fldChar w:fldCharType="separate"/>
+            </w:r>
+            <w:r>
+              <w:rPr>
+                <w:noProof/>
+              </w:rPr>
               <w:t>6</w:t>
+            </w:r>
+            <w:r>
+              <w:rPr>
+                <w:noProof/>
+              </w:rPr>
               <w:fldChar w:fldCharType="end"/>
             </w:r>
           </w:hyperlink>
@@ -783,23 +1022,53 @@
               <w:noProof/>
             </w:rPr>
           </w:pPr>
-          <w:hyperlink w:anchor="_Toc235480385" w:history="1">
+          <w:hyperlink w:anchor="_Toc235697241" w:history="1">
             <w:r>
               <w:rPr>
                 <w:rStyle w:val="Hyperlink"/>
                 <w:noProof/>
               </w:rPr>
-              <w:t>4.1. Xác thực &amp; Người dùng (AUTH / USER)</w:t>
+              <w:t>4.1. Authentication &amp; User (AUTH / USER)</w:t>
             </w:r>
             <w:r>
               <w:rPr>
                 <w:noProof/>
               </w:rPr>
               <w:tab/>
+            </w:r>
+            <w:r>
+              <w:rPr>
+                <w:noProof/>
+              </w:rPr>
               <w:fldChar w:fldCharType="begin"/>
-              <w:instrText xml:space="preserve"> PAGEREF _Toc235480385 \h </w:instrText>
+            </w:r>
+            <w:r>
+              <w:rPr>
+                <w:noProof/>
+              </w:rPr>
+              <w:instrText xml:space="preserve"> PAGEREF _Toc235697241 \h </w:instrText>
+            </w:r>
+            <w:r>
+              <w:rPr>
+                <w:noProof/>
+              </w:rPr>
+            </w:r>
+            <w:r>
+              <w:rPr>
+                <w:noProof/>
+              </w:rPr>
               <w:fldChar w:fldCharType="separate"/>
+            </w:r>
+            <w:r>
+              <w:rPr>
+                <w:noProof/>
+              </w:rPr>
               <w:t>6</w:t>
+            </w:r>
+            <w:r>
+              <w:rPr>
+                <w:noProof/>
+              </w:rPr>
               <w:fldChar w:fldCharType="end"/>
             </w:r>
           </w:hyperlink>
@@ -815,23 +1084,53 @@
               <w:noProof/>
             </w:rPr>
           </w:pPr>
-          <w:hyperlink w:anchor="_Toc235480386" w:history="1">
+          <w:hyperlink w:anchor="_Toc235697242" w:history="1">
             <w:r>
               <w:rPr>
                 <w:rStyle w:val="Hyperlink"/>
                 <w:noProof/>
               </w:rPr>
-              <w:t>4.2. Khoá học &amp; Quiz (COURSE)</w:t>
+              <w:t>4.2. Course &amp; Quiz (COURSE)</w:t>
             </w:r>
             <w:r>
               <w:rPr>
                 <w:noProof/>
               </w:rPr>
               <w:tab/>
+            </w:r>
+            <w:r>
+              <w:rPr>
+                <w:noProof/>
+              </w:rPr>
               <w:fldChar w:fldCharType="begin"/>
-              <w:instrText xml:space="preserve"> PAGEREF _Toc235480386 \h </w:instrText>
+            </w:r>
+            <w:r>
+              <w:rPr>
+                <w:noProof/>
+              </w:rPr>
+              <w:instrText xml:space="preserve"> PAGEREF _Toc235697242 \h </w:instrText>
+            </w:r>
+            <w:r>
+              <w:rPr>
+                <w:noProof/>
+              </w:rPr>
+            </w:r>
+            <w:r>
+              <w:rPr>
+                <w:noProof/>
+              </w:rPr>
               <w:fldChar w:fldCharType="separate"/>
+            </w:r>
+            <w:r>
+              <w:rPr>
+                <w:noProof/>
+              </w:rPr>
               <w:t>6</w:t>
+            </w:r>
+            <w:r>
+              <w:rPr>
+                <w:noProof/>
+              </w:rPr>
               <w:fldChar w:fldCharType="end"/>
             </w:r>
           </w:hyperlink>
@@ -847,23 +1146,53 @@
               <w:noProof/>
             </w:rPr>
           </w:pPr>
-          <w:hyperlink w:anchor="_Toc235480387" w:history="1">
+          <w:hyperlink w:anchor="_Toc235697243" w:history="1">
             <w:r>
               <w:rPr>
                 <w:rStyle w:val="Hyperlink"/>
                 <w:noProof/>
               </w:rPr>
-              <w:t>4.3. Giỏ hàng, Đơn hàng &amp; Thanh toán (CART / PAYMENT)</w:t>
+              <w:t>4.3. Cart, Orders &amp; Payment (CART / PAYMENT)</w:t>
             </w:r>
             <w:r>
               <w:rPr>
                 <w:noProof/>
               </w:rPr>
               <w:tab/>
+            </w:r>
+            <w:r>
+              <w:rPr>
+                <w:noProof/>
+              </w:rPr>
               <w:fldChar w:fldCharType="begin"/>
-              <w:instrText xml:space="preserve"> PAGEREF _Toc235480387 \h </w:instrText>
+            </w:r>
+            <w:r>
+              <w:rPr>
+                <w:noProof/>
+              </w:rPr>
+              <w:instrText xml:space="preserve"> PAGEREF _Toc235697243 \h </w:instrText>
+            </w:r>
+            <w:r>
+              <w:rPr>
+                <w:noProof/>
+              </w:rPr>
+            </w:r>
+            <w:r>
+              <w:rPr>
+                <w:noProof/>
+              </w:rPr>
               <w:fldChar w:fldCharType="separate"/>
+            </w:r>
+            <w:r>
+              <w:rPr>
+                <w:noProof/>
+              </w:rPr>
               <w:t>7</w:t>
+            </w:r>
+            <w:r>
+              <w:rPr>
+                <w:noProof/>
+              </w:rPr>
               <w:fldChar w:fldCharType="end"/>
             </w:r>
           </w:hyperlink>
@@ -879,23 +1208,53 @@
               <w:noProof/>
             </w:rPr>
           </w:pPr>
-          <w:hyperlink w:anchor="_Toc235480388" w:history="1">
+          <w:hyperlink w:anchor="_Toc235697244" w:history="1">
             <w:r>
               <w:rPr>
                 <w:rStyle w:val="Hyperlink"/>
                 <w:noProof/>
               </w:rPr>
-              <w:t>4.4. Giảng viên (INSTRUCTOR)</w:t>
+              <w:t>4.4. Instructor (INSTRUCTOR)</w:t>
             </w:r>
             <w:r>
               <w:rPr>
                 <w:noProof/>
               </w:rPr>
               <w:tab/>
+            </w:r>
+            <w:r>
+              <w:rPr>
+                <w:noProof/>
+              </w:rPr>
               <w:fldChar w:fldCharType="begin"/>
-              <w:instrText xml:space="preserve"> PAGEREF _Toc235480388 \h </w:instrText>
+            </w:r>
+            <w:r>
+              <w:rPr>
+                <w:noProof/>
+              </w:rPr>
+              <w:instrText xml:space="preserve"> PAGEREF _Toc235697244 \h </w:instrText>
+            </w:r>
+            <w:r>
+              <w:rPr>
+                <w:noProof/>
+              </w:rPr>
+            </w:r>
+            <w:r>
+              <w:rPr>
+                <w:noProof/>
+              </w:rPr>
               <w:fldChar w:fldCharType="separate"/>
+            </w:r>
+            <w:r>
+              <w:rPr>
+                <w:noProof/>
+              </w:rPr>
               <w:t>7</w:t>
+            </w:r>
+            <w:r>
+              <w:rPr>
+                <w:noProof/>
+              </w:rPr>
               <w:fldChar w:fldCharType="end"/>
             </w:r>
           </w:hyperlink>
@@ -911,23 +1270,53 @@
               <w:noProof/>
             </w:rPr>
           </w:pPr>
-          <w:hyperlink w:anchor="_Toc235480389" w:history="1">
+          <w:hyperlink w:anchor="_Toc235697245" w:history="1">
             <w:r>
               <w:rPr>
                 <w:rStyle w:val="Hyperlink"/>
                 <w:noProof/>
               </w:rPr>
-              <w:t>4.5. Bài tập &amp; Chấm bài (PROBLEM / JUDGE0)</w:t>
+              <w:t>4.5. Problems &amp; Grading (PROBLEM / JUDGE0)</w:t>
             </w:r>
             <w:r>
               <w:rPr>
                 <w:noProof/>
               </w:rPr>
               <w:tab/>
+            </w:r>
+            <w:r>
+              <w:rPr>
+                <w:noProof/>
+              </w:rPr>
               <w:fldChar w:fldCharType="begin"/>
-              <w:instrText xml:space="preserve"> PAGEREF _Toc235480389 \h </w:instrText>
+            </w:r>
+            <w:r>
+              <w:rPr>
+                <w:noProof/>
+              </w:rPr>
+              <w:instrText xml:space="preserve"> PAGEREF _Toc235697245 \h </w:instrText>
+            </w:r>
+            <w:r>
+              <w:rPr>
+                <w:noProof/>
+              </w:rPr>
+            </w:r>
+            <w:r>
+              <w:rPr>
+                <w:noProof/>
+              </w:rPr>
               <w:fldChar w:fldCharType="separate"/>
+            </w:r>
+            <w:r>
+              <w:rPr>
+                <w:noProof/>
+              </w:rPr>
               <w:t>7</w:t>
+            </w:r>
+            <w:r>
+              <w:rPr>
+                <w:noProof/>
+              </w:rPr>
               <w:fldChar w:fldCharType="end"/>
             </w:r>
           </w:hyperlink>
@@ -943,23 +1332,53 @@
               <w:noProof/>
             </w:rPr>
           </w:pPr>
-          <w:hyperlink w:anchor="_Toc235480390" w:history="1">
+          <w:hyperlink w:anchor="_Toc235697246" w:history="1">
             <w:r>
               <w:rPr>
                 <w:rStyle w:val="Hyperlink"/>
                 <w:noProof/>
               </w:rPr>
-              <w:t>4.6. Thi đấu lập trình &amp; Xếp hạng (CONTEST / RANKING)</w:t>
+              <w:t>4.6. Contests &amp; Ranking (CONTEST / RANKING)</w:t>
             </w:r>
             <w:r>
               <w:rPr>
                 <w:noProof/>
               </w:rPr>
               <w:tab/>
+            </w:r>
+            <w:r>
+              <w:rPr>
+                <w:noProof/>
+              </w:rPr>
               <w:fldChar w:fldCharType="begin"/>
-              <w:instrText xml:space="preserve"> PAGEREF _Toc235480390 \h </w:instrText>
+            </w:r>
+            <w:r>
+              <w:rPr>
+                <w:noProof/>
+              </w:rPr>
+              <w:instrText xml:space="preserve"> PAGEREF _Toc235697246 \h </w:instrText>
+            </w:r>
+            <w:r>
+              <w:rPr>
+                <w:noProof/>
+              </w:rPr>
+            </w:r>
+            <w:r>
+              <w:rPr>
+                <w:noProof/>
+              </w:rPr>
               <w:fldChar w:fldCharType="separate"/>
+            </w:r>
+            <w:r>
+              <w:rPr>
+                <w:noProof/>
+              </w:rPr>
               <w:t>8</w:t>
+            </w:r>
+            <w:r>
+              <w:rPr>
+                <w:noProof/>
+              </w:rPr>
               <w:fldChar w:fldCharType="end"/>
             </w:r>
           </w:hyperlink>
@@ -975,7 +1394,7 @@
               <w:noProof/>
             </w:rPr>
           </w:pPr>
-          <w:hyperlink w:anchor="_Toc235480391" w:history="1">
+          <w:hyperlink w:anchor="_Toc235697247" w:history="1">
             <w:r>
               <w:rPr>
                 <w:rStyle w:val="Hyperlink"/>
@@ -988,10 +1407,40 @@
                 <w:noProof/>
               </w:rPr>
               <w:tab/>
+            </w:r>
+            <w:r>
+              <w:rPr>
+                <w:noProof/>
+              </w:rPr>
               <w:fldChar w:fldCharType="begin"/>
-              <w:instrText xml:space="preserve"> PAGEREF _Toc235480391 \h </w:instrText>
+            </w:r>
+            <w:r>
+              <w:rPr>
+                <w:noProof/>
+              </w:rPr>
+              <w:instrText xml:space="preserve"> PAGEREF _Toc235697247 \h </w:instrText>
+            </w:r>
+            <w:r>
+              <w:rPr>
+                <w:noProof/>
+              </w:rPr>
+            </w:r>
+            <w:r>
+              <w:rPr>
+                <w:noProof/>
+              </w:rPr>
               <w:fldChar w:fldCharType="separate"/>
+            </w:r>
+            <w:r>
+              <w:rPr>
+                <w:noProof/>
+              </w:rPr>
               <w:t>8</w:t>
+            </w:r>
+            <w:r>
+              <w:rPr>
+                <w:noProof/>
+              </w:rPr>
               <w:fldChar w:fldCharType="end"/>
             </w:r>
           </w:hyperlink>
@@ -1007,23 +1456,53 @@
               <w:noProof/>
             </w:rPr>
           </w:pPr>
-          <w:hyperlink w:anchor="_Toc235480392" w:history="1">
+          <w:hyperlink w:anchor="_Toc235697248" w:history="1">
             <w:r>
               <w:rPr>
                 <w:rStyle w:val="Hyperlink"/>
                 <w:noProof/>
               </w:rPr>
-              <w:t>4.8. Kiểm duyệt &amp; Quản trị (MODERATION / ADMIN)</w:t>
+              <w:t>4.8. Moderation &amp; Admin (MODERATION / ADMIN)</w:t>
             </w:r>
             <w:r>
               <w:rPr>
                 <w:noProof/>
               </w:rPr>
               <w:tab/>
+            </w:r>
+            <w:r>
+              <w:rPr>
+                <w:noProof/>
+              </w:rPr>
               <w:fldChar w:fldCharType="begin"/>
-              <w:instrText xml:space="preserve"> PAGEREF _Toc235480392 \h </w:instrText>
+            </w:r>
+            <w:r>
+              <w:rPr>
+                <w:noProof/>
+              </w:rPr>
+              <w:instrText xml:space="preserve"> PAGEREF _Toc235697248 \h </w:instrText>
+            </w:r>
+            <w:r>
+              <w:rPr>
+                <w:noProof/>
+              </w:rPr>
+            </w:r>
+            <w:r>
+              <w:rPr>
+                <w:noProof/>
+              </w:rPr>
               <w:fldChar w:fldCharType="separate"/>
+            </w:r>
+            <w:r>
+              <w:rPr>
+                <w:noProof/>
+              </w:rPr>
               <w:t>8</w:t>
+            </w:r>
+            <w:r>
+              <w:rPr>
+                <w:noProof/>
+              </w:rPr>
               <w:fldChar w:fldCharType="end"/>
             </w:r>
           </w:hyperlink>
@@ -1039,23 +1518,53 @@
               <w:noProof/>
             </w:rPr>
           </w:pPr>
-          <w:hyperlink w:anchor="_Toc235480393" w:history="1">
+          <w:hyperlink w:anchor="_Toc235697249" w:history="1">
             <w:r>
               <w:rPr>
                 <w:rStyle w:val="Hyperlink"/>
                 <w:noProof/>
               </w:rPr>
-              <w:t>4.9. Kiểm thử tự động hoá UI (Automation)</w:t>
+              <w:t>4.9. UI Test Automation (Automation)</w:t>
             </w:r>
             <w:r>
               <w:rPr>
                 <w:noProof/>
               </w:rPr>
               <w:tab/>
+            </w:r>
+            <w:r>
+              <w:rPr>
+                <w:noProof/>
+              </w:rPr>
               <w:fldChar w:fldCharType="begin"/>
-              <w:instrText xml:space="preserve"> PAGEREF _Toc235480393 \h </w:instrText>
+            </w:r>
+            <w:r>
+              <w:rPr>
+                <w:noProof/>
+              </w:rPr>
+              <w:instrText xml:space="preserve"> PAGEREF _Toc235697249 \h </w:instrText>
+            </w:r>
+            <w:r>
+              <w:rPr>
+                <w:noProof/>
+              </w:rPr>
+            </w:r>
+            <w:r>
+              <w:rPr>
+                <w:noProof/>
+              </w:rPr>
               <w:fldChar w:fldCharType="separate"/>
-              <w:t>8</w:t>
+            </w:r>
+            <w:r>
+              <w:rPr>
+                <w:noProof/>
+              </w:rPr>
+              <w:t>9</w:t>
+            </w:r>
+            <w:r>
+              <w:rPr>
+                <w:noProof/>
+              </w:rPr>
               <w:fldChar w:fldCharType="end"/>
             </w:r>
           </w:hyperlink>
@@ -1071,23 +1580,53 @@
               <w:noProof/>
             </w:rPr>
           </w:pPr>
-          <w:hyperlink w:anchor="_Toc235480394" w:history="1">
+          <w:hyperlink w:anchor="_Toc235697250" w:history="1">
             <w:r>
               <w:rPr>
                 <w:rStyle w:val="Hyperlink"/>
                 <w:noProof/>
               </w:rPr>
-              <w:t>5. Tính năng không kiểm thử (Features not to be Tested)</w:t>
+              <w:t>5. Features not to be Tested</w:t>
             </w:r>
             <w:r>
               <w:rPr>
                 <w:noProof/>
               </w:rPr>
               <w:tab/>
+            </w:r>
+            <w:r>
+              <w:rPr>
+                <w:noProof/>
+              </w:rPr>
               <w:fldChar w:fldCharType="begin"/>
-              <w:instrText xml:space="preserve"> PAGEREF _Toc235480394 \h </w:instrText>
+            </w:r>
+            <w:r>
+              <w:rPr>
+                <w:noProof/>
+              </w:rPr>
+              <w:instrText xml:space="preserve"> PAGEREF _Toc235697250 \h </w:instrText>
+            </w:r>
+            <w:r>
+              <w:rPr>
+                <w:noProof/>
+              </w:rPr>
+            </w:r>
+            <w:r>
+              <w:rPr>
+                <w:noProof/>
+              </w:rPr>
               <w:fldChar w:fldCharType="separate"/>
-              <w:t>8</w:t>
+            </w:r>
+            <w:r>
+              <w:rPr>
+                <w:noProof/>
+              </w:rPr>
+              <w:t>9</w:t>
+            </w:r>
+            <w:r>
+              <w:rPr>
+                <w:noProof/>
+              </w:rPr>
               <w:fldChar w:fldCharType="end"/>
             </w:r>
           </w:hyperlink>
@@ -1103,23 +1642,53 @@
               <w:noProof/>
             </w:rPr>
           </w:pPr>
-          <w:hyperlink w:anchor="_Toc235480395" w:history="1">
+          <w:hyperlink w:anchor="_Toc235697251" w:history="1">
             <w:r>
               <w:rPr>
                 <w:rStyle w:val="Hyperlink"/>
                 <w:noProof/>
               </w:rPr>
-              <w:t>6. Chiến lược &amp; Cấp độ kiểm thử (Test Approach)</w:t>
+              <w:t>6. Test Approach</w:t>
             </w:r>
             <w:r>
               <w:rPr>
                 <w:noProof/>
               </w:rPr>
               <w:tab/>
+            </w:r>
+            <w:r>
+              <w:rPr>
+                <w:noProof/>
+              </w:rPr>
               <w:fldChar w:fldCharType="begin"/>
-              <w:instrText xml:space="preserve"> PAGEREF _Toc235480395 \h </w:instrText>
+            </w:r>
+            <w:r>
+              <w:rPr>
+                <w:noProof/>
+              </w:rPr>
+              <w:instrText xml:space="preserve"> PAGEREF _Toc235697251 \h </w:instrText>
+            </w:r>
+            <w:r>
+              <w:rPr>
+                <w:noProof/>
+              </w:rPr>
+            </w:r>
+            <w:r>
+              <w:rPr>
+                <w:noProof/>
+              </w:rPr>
               <w:fldChar w:fldCharType="separate"/>
+            </w:r>
+            <w:r>
+              <w:rPr>
+                <w:noProof/>
+              </w:rPr>
               <w:t>9</w:t>
+            </w:r>
+            <w:r>
+              <w:rPr>
+                <w:noProof/>
+              </w:rPr>
               <w:fldChar w:fldCharType="end"/>
             </w:r>
           </w:hyperlink>
@@ -1135,23 +1704,53 @@
               <w:noProof/>
             </w:rPr>
           </w:pPr>
-          <w:hyperlink w:anchor="_Toc235480396" w:history="1">
+          <w:hyperlink w:anchor="_Toc235697252" w:history="1">
             <w:r>
               <w:rPr>
                 <w:rStyle w:val="Hyperlink"/>
                 <w:noProof/>
               </w:rPr>
-              <w:t>6.1. Các cấp độ kiểm thử (Test Levels)</w:t>
+              <w:t>6.1. Test Levels</w:t>
             </w:r>
             <w:r>
               <w:rPr>
                 <w:noProof/>
               </w:rPr>
               <w:tab/>
+            </w:r>
+            <w:r>
+              <w:rPr>
+                <w:noProof/>
+              </w:rPr>
               <w:fldChar w:fldCharType="begin"/>
-              <w:instrText xml:space="preserve"> PAGEREF _Toc235480396 \h </w:instrText>
+            </w:r>
+            <w:r>
+              <w:rPr>
+                <w:noProof/>
+              </w:rPr>
+              <w:instrText xml:space="preserve"> PAGEREF _Toc235697252 \h </w:instrText>
+            </w:r>
+            <w:r>
+              <w:rPr>
+                <w:noProof/>
+              </w:rPr>
+            </w:r>
+            <w:r>
+              <w:rPr>
+                <w:noProof/>
+              </w:rPr>
               <w:fldChar w:fldCharType="separate"/>
+            </w:r>
+            <w:r>
+              <w:rPr>
+                <w:noProof/>
+              </w:rPr>
               <w:t>9</w:t>
+            </w:r>
+            <w:r>
+              <w:rPr>
+                <w:noProof/>
+              </w:rPr>
               <w:fldChar w:fldCharType="end"/>
             </w:r>
           </w:hyperlink>
@@ -1167,23 +1766,53 @@
               <w:noProof/>
             </w:rPr>
           </w:pPr>
-          <w:hyperlink w:anchor="_Toc235480397" w:history="1">
+          <w:hyperlink w:anchor="_Toc235697253" w:history="1">
             <w:r>
               <w:rPr>
                 <w:rStyle w:val="Hyperlink"/>
                 <w:noProof/>
               </w:rPr>
-              <w:t>6.2. Tiêu chí Bắt đầu &amp; Kết thúc (Entry &amp; Exit Criteria)</w:t>
+              <w:t>6.2. Entry &amp; Exit Criteria</w:t>
             </w:r>
             <w:r>
               <w:rPr>
                 <w:noProof/>
               </w:rPr>
               <w:tab/>
+            </w:r>
+            <w:r>
+              <w:rPr>
+                <w:noProof/>
+              </w:rPr>
               <w:fldChar w:fldCharType="begin"/>
-              <w:instrText xml:space="preserve"> PAGEREF _Toc235480397 \h </w:instrText>
+            </w:r>
+            <w:r>
+              <w:rPr>
+                <w:noProof/>
+              </w:rPr>
+              <w:instrText xml:space="preserve"> PAGEREF _Toc235697253 \h </w:instrText>
+            </w:r>
+            <w:r>
+              <w:rPr>
+                <w:noProof/>
+              </w:rPr>
+            </w:r>
+            <w:r>
+              <w:rPr>
+                <w:noProof/>
+              </w:rPr>
               <w:fldChar w:fldCharType="separate"/>
+            </w:r>
+            <w:r>
+              <w:rPr>
+                <w:noProof/>
+              </w:rPr>
               <w:t>9</w:t>
+            </w:r>
+            <w:r>
+              <w:rPr>
+                <w:noProof/>
+              </w:rPr>
               <w:fldChar w:fldCharType="end"/>
             </w:r>
           </w:hyperlink>
@@ -1199,23 +1828,53 @@
               <w:noProof/>
             </w:rPr>
           </w:pPr>
-          <w:hyperlink w:anchor="_Toc235480398" w:history="1">
+          <w:hyperlink w:anchor="_Toc235697254" w:history="1">
             <w:r>
               <w:rPr>
                 <w:rStyle w:val="Hyperlink"/>
                 <w:noProof/>
               </w:rPr>
-              <w:t>7. Tiêu chí Đạt/Không đạt (Item Pass/Fail Criteria)</w:t>
+              <w:t>7. Item Pass/Fail Criteria</w:t>
             </w:r>
             <w:r>
               <w:rPr>
                 <w:noProof/>
               </w:rPr>
               <w:tab/>
+            </w:r>
+            <w:r>
+              <w:rPr>
+                <w:noProof/>
+              </w:rPr>
               <w:fldChar w:fldCharType="begin"/>
-              <w:instrText xml:space="preserve"> PAGEREF _Toc235480398 \h </w:instrText>
+            </w:r>
+            <w:r>
+              <w:rPr>
+                <w:noProof/>
+              </w:rPr>
+              <w:instrText xml:space="preserve"> PAGEREF _Toc235697254 \h </w:instrText>
+            </w:r>
+            <w:r>
+              <w:rPr>
+                <w:noProof/>
+              </w:rPr>
+            </w:r>
+            <w:r>
+              <w:rPr>
+                <w:noProof/>
+              </w:rPr>
               <w:fldChar w:fldCharType="separate"/>
-              <w:t>9</w:t>
+            </w:r>
+            <w:r>
+              <w:rPr>
+                <w:noProof/>
+              </w:rPr>
+              <w:t>10</w:t>
+            </w:r>
+            <w:r>
+              <w:rPr>
+                <w:noProof/>
+              </w:rPr>
               <w:fldChar w:fldCharType="end"/>
             </w:r>
           </w:hyperlink>
@@ -1231,23 +1890,53 @@
               <w:noProof/>
             </w:rPr>
           </w:pPr>
-          <w:hyperlink w:anchor="_Toc235480399" w:history="1">
+          <w:hyperlink w:anchor="_Toc235697255" w:history="1">
             <w:r>
               <w:rPr>
                 <w:rStyle w:val="Hyperlink"/>
                 <w:noProof/>
               </w:rPr>
-              <w:t>7.1. Tiêu chí Đạt (Pass Criteria)</w:t>
+              <w:t>7.1. Pass Criteria</w:t>
             </w:r>
             <w:r>
               <w:rPr>
                 <w:noProof/>
               </w:rPr>
               <w:tab/>
+            </w:r>
+            <w:r>
+              <w:rPr>
+                <w:noProof/>
+              </w:rPr>
               <w:fldChar w:fldCharType="begin"/>
-              <w:instrText xml:space="preserve"> PAGEREF _Toc235480399 \h </w:instrText>
+            </w:r>
+            <w:r>
+              <w:rPr>
+                <w:noProof/>
+              </w:rPr>
+              <w:instrText xml:space="preserve"> PAGEREF _Toc235697255 \h </w:instrText>
+            </w:r>
+            <w:r>
+              <w:rPr>
+                <w:noProof/>
+              </w:rPr>
+            </w:r>
+            <w:r>
+              <w:rPr>
+                <w:noProof/>
+              </w:rPr>
               <w:fldChar w:fldCharType="separate"/>
-              <w:t>9</w:t>
+            </w:r>
+            <w:r>
+              <w:rPr>
+                <w:noProof/>
+              </w:rPr>
+              <w:t>10</w:t>
+            </w:r>
+            <w:r>
+              <w:rPr>
+                <w:noProof/>
+              </w:rPr>
               <w:fldChar w:fldCharType="end"/>
             </w:r>
           </w:hyperlink>
@@ -1263,23 +1952,53 @@
               <w:noProof/>
             </w:rPr>
           </w:pPr>
-          <w:hyperlink w:anchor="_Toc235480400" w:history="1">
+          <w:hyperlink w:anchor="_Toc235697256" w:history="1">
             <w:r>
               <w:rPr>
                 <w:rStyle w:val="Hyperlink"/>
                 <w:noProof/>
               </w:rPr>
-              <w:t>7.2. Tiêu chí Không đạt (Fail Criteria)</w:t>
+              <w:t>7.2. Fail Criteria</w:t>
             </w:r>
             <w:r>
               <w:rPr>
                 <w:noProof/>
               </w:rPr>
               <w:tab/>
+            </w:r>
+            <w:r>
+              <w:rPr>
+                <w:noProof/>
+              </w:rPr>
               <w:fldChar w:fldCharType="begin"/>
-              <w:instrText xml:space="preserve"> PAGEREF _Toc235480400 \h </w:instrText>
+            </w:r>
+            <w:r>
+              <w:rPr>
+                <w:noProof/>
+              </w:rPr>
+              <w:instrText xml:space="preserve"> PAGEREF _Toc235697256 \h </w:instrText>
+            </w:r>
+            <w:r>
+              <w:rPr>
+                <w:noProof/>
+              </w:rPr>
+            </w:r>
+            <w:r>
+              <w:rPr>
+                <w:noProof/>
+              </w:rPr>
               <w:fldChar w:fldCharType="separate"/>
+            </w:r>
+            <w:r>
+              <w:rPr>
+                <w:noProof/>
+              </w:rPr>
               <w:t>10</w:t>
+            </w:r>
+            <w:r>
+              <w:rPr>
+                <w:noProof/>
+              </w:rPr>
               <w:fldChar w:fldCharType="end"/>
             </w:r>
           </w:hyperlink>
@@ -1295,23 +2014,53 @@
               <w:noProof/>
             </w:rPr>
           </w:pPr>
-          <w:hyperlink w:anchor="_Toc235480401" w:history="1">
+          <w:hyperlink w:anchor="_Toc235697257" w:history="1">
             <w:r>
               <w:rPr>
                 <w:rStyle w:val="Hyperlink"/>
                 <w:noProof/>
               </w:rPr>
-              <w:t>8. Tiêu chí Tạm dừng &amp; Điều kiện Nối lại (Suspension &amp; Resumption)</w:t>
+              <w:t>8. Suspension &amp; Resumption Criteria</w:t>
             </w:r>
             <w:r>
               <w:rPr>
                 <w:noProof/>
               </w:rPr>
               <w:tab/>
+            </w:r>
+            <w:r>
+              <w:rPr>
+                <w:noProof/>
+              </w:rPr>
               <w:fldChar w:fldCharType="begin"/>
-              <w:instrText xml:space="preserve"> PAGEREF _Toc235480401 \h </w:instrText>
+            </w:r>
+            <w:r>
+              <w:rPr>
+                <w:noProof/>
+              </w:rPr>
+              <w:instrText xml:space="preserve"> PAGEREF _Toc235697257 \h </w:instrText>
+            </w:r>
+            <w:r>
+              <w:rPr>
+                <w:noProof/>
+              </w:rPr>
+            </w:r>
+            <w:r>
+              <w:rPr>
+                <w:noProof/>
+              </w:rPr>
               <w:fldChar w:fldCharType="separate"/>
+            </w:r>
+            <w:r>
+              <w:rPr>
+                <w:noProof/>
+              </w:rPr>
               <w:t>10</w:t>
+            </w:r>
+            <w:r>
+              <w:rPr>
+                <w:noProof/>
+              </w:rPr>
               <w:fldChar w:fldCharType="end"/>
             </w:r>
           </w:hyperlink>
@@ -1327,23 +2076,53 @@
               <w:noProof/>
             </w:rPr>
           </w:pPr>
-          <w:hyperlink w:anchor="_Toc235480402" w:history="1">
+          <w:hyperlink w:anchor="_Toc235697258" w:history="1">
             <w:r>
               <w:rPr>
                 <w:rStyle w:val="Hyperlink"/>
                 <w:noProof/>
               </w:rPr>
-              <w:t>9. Sản phẩm Bàn giao Kiểm thử (Test Deliverables)</w:t>
+              <w:t>9. Test Deliverables</w:t>
             </w:r>
             <w:r>
               <w:rPr>
                 <w:noProof/>
               </w:rPr>
               <w:tab/>
+            </w:r>
+            <w:r>
+              <w:rPr>
+                <w:noProof/>
+              </w:rPr>
               <w:fldChar w:fldCharType="begin"/>
-              <w:instrText xml:space="preserve"> PAGEREF _Toc235480402 \h </w:instrText>
+            </w:r>
+            <w:r>
+              <w:rPr>
+                <w:noProof/>
+              </w:rPr>
+              <w:instrText xml:space="preserve"> PAGEREF _Toc235697258 \h </w:instrText>
+            </w:r>
+            <w:r>
+              <w:rPr>
+                <w:noProof/>
+              </w:rPr>
+            </w:r>
+            <w:r>
+              <w:rPr>
+                <w:noProof/>
+              </w:rPr>
               <w:fldChar w:fldCharType="separate"/>
+            </w:r>
+            <w:r>
+              <w:rPr>
+                <w:noProof/>
+              </w:rPr>
               <w:t>10</w:t>
+            </w:r>
+            <w:r>
+              <w:rPr>
+                <w:noProof/>
+              </w:rPr>
               <w:fldChar w:fldCharType="end"/>
             </w:r>
           </w:hyperlink>
@@ -1359,23 +2138,53 @@
               <w:noProof/>
             </w:rPr>
           </w:pPr>
-          <w:hyperlink w:anchor="_Toc235480403" w:history="1">
+          <w:hyperlink w:anchor="_Toc235697259" w:history="1">
             <w:r>
               <w:rPr>
                 <w:rStyle w:val="Hyperlink"/>
                 <w:noProof/>
               </w:rPr>
-              <w:t>10. Nhiệm vụ Kiểm thử (Testing Tasks)</w:t>
+              <w:t>10. Testing Tasks</w:t>
             </w:r>
             <w:r>
               <w:rPr>
                 <w:noProof/>
               </w:rPr>
               <w:tab/>
+            </w:r>
+            <w:r>
+              <w:rPr>
+                <w:noProof/>
+              </w:rPr>
               <w:fldChar w:fldCharType="begin"/>
-              <w:instrText xml:space="preserve"> PAGEREF _Toc235480403 \h </w:instrText>
+            </w:r>
+            <w:r>
+              <w:rPr>
+                <w:noProof/>
+              </w:rPr>
+              <w:instrText xml:space="preserve"> PAGEREF _Toc235697259 \h </w:instrText>
+            </w:r>
+            <w:r>
+              <w:rPr>
+                <w:noProof/>
+              </w:rPr>
+            </w:r>
+            <w:r>
+              <w:rPr>
+                <w:noProof/>
+              </w:rPr>
               <w:fldChar w:fldCharType="separate"/>
-              <w:t>10</w:t>
+            </w:r>
+            <w:r>
+              <w:rPr>
+                <w:noProof/>
+              </w:rPr>
+              <w:t>11</w:t>
+            </w:r>
+            <w:r>
+              <w:rPr>
+                <w:noProof/>
+              </w:rPr>
               <w:fldChar w:fldCharType="end"/>
             </w:r>
           </w:hyperlink>
@@ -1391,23 +2200,53 @@
               <w:noProof/>
             </w:rPr>
           </w:pPr>
-          <w:hyperlink w:anchor="_Toc235480404" w:history="1">
+          <w:hyperlink w:anchor="_Toc235697260" w:history="1">
             <w:r>
               <w:rPr>
                 <w:rStyle w:val="Hyperlink"/>
                 <w:noProof/>
               </w:rPr>
-              <w:t>11. Nhu cầu Môi trường (Environmental Needs)</w:t>
+              <w:t>11. Environmental Needs</w:t>
             </w:r>
             <w:r>
               <w:rPr>
                 <w:noProof/>
               </w:rPr>
               <w:tab/>
+            </w:r>
+            <w:r>
+              <w:rPr>
+                <w:noProof/>
+              </w:rPr>
               <w:fldChar w:fldCharType="begin"/>
-              <w:instrText xml:space="preserve"> PAGEREF _Toc235480404 \h </w:instrText>
+            </w:r>
+            <w:r>
+              <w:rPr>
+                <w:noProof/>
+              </w:rPr>
+              <w:instrText xml:space="preserve"> PAGEREF _Toc235697260 \h </w:instrText>
+            </w:r>
+            <w:r>
+              <w:rPr>
+                <w:noProof/>
+              </w:rPr>
+            </w:r>
+            <w:r>
+              <w:rPr>
+                <w:noProof/>
+              </w:rPr>
               <w:fldChar w:fldCharType="separate"/>
+            </w:r>
+            <w:r>
+              <w:rPr>
+                <w:noProof/>
+              </w:rPr>
               <w:t>11</w:t>
+            </w:r>
+            <w:r>
+              <w:rPr>
+                <w:noProof/>
+              </w:rPr>
               <w:fldChar w:fldCharType="end"/>
             </w:r>
           </w:hyperlink>
@@ -1423,23 +2262,53 @@
               <w:noProof/>
             </w:rPr>
           </w:pPr>
-          <w:hyperlink w:anchor="_Toc235480405" w:history="1">
+          <w:hyperlink w:anchor="_Toc235697261" w:history="1">
             <w:r>
               <w:rPr>
                 <w:rStyle w:val="Hyperlink"/>
                 <w:noProof/>
               </w:rPr>
-              <w:t>11.1. Phần cứng (Hardware)</w:t>
+              <w:t>11.1. Hardware</w:t>
             </w:r>
             <w:r>
               <w:rPr>
                 <w:noProof/>
               </w:rPr>
               <w:tab/>
+            </w:r>
+            <w:r>
+              <w:rPr>
+                <w:noProof/>
+              </w:rPr>
               <w:fldChar w:fldCharType="begin"/>
-              <w:instrText xml:space="preserve"> PAGEREF _Toc235480405 \h </w:instrText>
+            </w:r>
+            <w:r>
+              <w:rPr>
+                <w:noProof/>
+              </w:rPr>
+              <w:instrText xml:space="preserve"> PAGEREF _Toc235697261 \h </w:instrText>
+            </w:r>
+            <w:r>
+              <w:rPr>
+                <w:noProof/>
+              </w:rPr>
+            </w:r>
+            <w:r>
+              <w:rPr>
+                <w:noProof/>
+              </w:rPr>
               <w:fldChar w:fldCharType="separate"/>
+            </w:r>
+            <w:r>
+              <w:rPr>
+                <w:noProof/>
+              </w:rPr>
               <w:t>11</w:t>
+            </w:r>
+            <w:r>
+              <w:rPr>
+                <w:noProof/>
+              </w:rPr>
               <w:fldChar w:fldCharType="end"/>
             </w:r>
           </w:hyperlink>
@@ -1455,23 +2324,53 @@
               <w:noProof/>
             </w:rPr>
           </w:pPr>
-          <w:hyperlink w:anchor="_Toc235480406" w:history="1">
+          <w:hyperlink w:anchor="_Toc235697262" w:history="1">
             <w:r>
               <w:rPr>
                 <w:rStyle w:val="Hyperlink"/>
                 <w:noProof/>
               </w:rPr>
-              <w:t>11.2. Phần mềm &amp; Biến môi trường (xác minh từ application-dev.yaml)</w:t>
+              <w:t>11.2. Software &amp; Environment Variables (verified from application-dev.yaml)</w:t>
             </w:r>
             <w:r>
               <w:rPr>
                 <w:noProof/>
               </w:rPr>
               <w:tab/>
+            </w:r>
+            <w:r>
+              <w:rPr>
+                <w:noProof/>
+              </w:rPr>
               <w:fldChar w:fldCharType="begin"/>
-              <w:instrText xml:space="preserve"> PAGEREF _Toc235480406 \h </w:instrText>
+            </w:r>
+            <w:r>
+              <w:rPr>
+                <w:noProof/>
+              </w:rPr>
+              <w:instrText xml:space="preserve"> PAGEREF _Toc235697262 \h </w:instrText>
+            </w:r>
+            <w:r>
+              <w:rPr>
+                <w:noProof/>
+              </w:rPr>
+            </w:r>
+            <w:r>
+              <w:rPr>
+                <w:noProof/>
+              </w:rPr>
               <w:fldChar w:fldCharType="separate"/>
+            </w:r>
+            <w:r>
+              <w:rPr>
+                <w:noProof/>
+              </w:rPr>
               <w:t>11</w:t>
+            </w:r>
+            <w:r>
+              <w:rPr>
+                <w:noProof/>
+              </w:rPr>
               <w:fldChar w:fldCharType="end"/>
             </w:r>
           </w:hyperlink>
@@ -1487,23 +2386,53 @@
               <w:noProof/>
             </w:rPr>
           </w:pPr>
-          <w:hyperlink w:anchor="_Toc235480407" w:history="1">
+          <w:hyperlink w:anchor="_Toc235697263" w:history="1">
             <w:r>
               <w:rPr>
                 <w:rStyle w:val="Hyperlink"/>
                 <w:noProof/>
               </w:rPr>
-              <w:t>12. Chiến lược Dữ liệu Kiểm thử (Test Data Strategy)</w:t>
+              <w:t>12. Test Data Strategy</w:t>
             </w:r>
             <w:r>
               <w:rPr>
                 <w:noProof/>
               </w:rPr>
               <w:tab/>
+            </w:r>
+            <w:r>
+              <w:rPr>
+                <w:noProof/>
+              </w:rPr>
               <w:fldChar w:fldCharType="begin"/>
-              <w:instrText xml:space="preserve"> PAGEREF _Toc235480407 \h </w:instrText>
+            </w:r>
+            <w:r>
+              <w:rPr>
+                <w:noProof/>
+              </w:rPr>
+              <w:instrText xml:space="preserve"> PAGEREF _Toc235697263 \h </w:instrText>
+            </w:r>
+            <w:r>
+              <w:rPr>
+                <w:noProof/>
+              </w:rPr>
+            </w:r>
+            <w:r>
+              <w:rPr>
+                <w:noProof/>
+              </w:rPr>
               <w:fldChar w:fldCharType="separate"/>
-              <w:t>11</w:t>
+            </w:r>
+            <w:r>
+              <w:rPr>
+                <w:noProof/>
+              </w:rPr>
+              <w:t>12</w:t>
+            </w:r>
+            <w:r>
+              <w:rPr>
+                <w:noProof/>
+              </w:rPr>
               <w:fldChar w:fldCharType="end"/>
             </w:r>
           </w:hyperlink>
@@ -1519,23 +2448,53 @@
               <w:noProof/>
             </w:rPr>
           </w:pPr>
-          <w:hyperlink w:anchor="_Toc235480408" w:history="1">
+          <w:hyperlink w:anchor="_Toc235697264" w:history="1">
             <w:r>
               <w:rPr>
                 <w:rStyle w:val="Hyperlink"/>
                 <w:noProof/>
               </w:rPr>
-              <w:t>13. Trách nhiệm (RACI Matrix)</w:t>
+              <w:t>13. Responsibilities (RACI Matrix)</w:t>
             </w:r>
             <w:r>
               <w:rPr>
                 <w:noProof/>
               </w:rPr>
               <w:tab/>
+            </w:r>
+            <w:r>
+              <w:rPr>
+                <w:noProof/>
+              </w:rPr>
               <w:fldChar w:fldCharType="begin"/>
-              <w:instrText xml:space="preserve"> PAGEREF _Toc235480408 \h </w:instrText>
+            </w:r>
+            <w:r>
+              <w:rPr>
+                <w:noProof/>
+              </w:rPr>
+              <w:instrText xml:space="preserve"> PAGEREF _Toc235697264 \h </w:instrText>
+            </w:r>
+            <w:r>
+              <w:rPr>
+                <w:noProof/>
+              </w:rPr>
+            </w:r>
+            <w:r>
+              <w:rPr>
+                <w:noProof/>
+              </w:rPr>
               <w:fldChar w:fldCharType="separate"/>
+            </w:r>
+            <w:r>
+              <w:rPr>
+                <w:noProof/>
+              </w:rPr>
               <w:t>12</w:t>
+            </w:r>
+            <w:r>
+              <w:rPr>
+                <w:noProof/>
+              </w:rPr>
               <w:fldChar w:fldCharType="end"/>
             </w:r>
           </w:hyperlink>
@@ -1551,23 +2510,53 @@
               <w:noProof/>
             </w:rPr>
           </w:pPr>
-          <w:hyperlink w:anchor="_Toc235480409" w:history="1">
+          <w:hyperlink w:anchor="_Toc235697265" w:history="1">
             <w:r>
               <w:rPr>
                 <w:rStyle w:val="Hyperlink"/>
                 <w:noProof/>
               </w:rPr>
-              <w:t>14. Nhân sự &amp; Nhu cầu Đào tạo (Staffing and Training Needs)</w:t>
+              <w:t>14. Staffing and Training Needs</w:t>
             </w:r>
             <w:r>
               <w:rPr>
                 <w:noProof/>
               </w:rPr>
               <w:tab/>
+            </w:r>
+            <w:r>
+              <w:rPr>
+                <w:noProof/>
+              </w:rPr>
               <w:fldChar w:fldCharType="begin"/>
-              <w:instrText xml:space="preserve"> PAGEREF _Toc235480409 \h </w:instrText>
+            </w:r>
+            <w:r>
+              <w:rPr>
+                <w:noProof/>
+              </w:rPr>
+              <w:instrText xml:space="preserve"> PAGEREF _Toc235697265 \h </w:instrText>
+            </w:r>
+            <w:r>
+              <w:rPr>
+                <w:noProof/>
+              </w:rPr>
+            </w:r>
+            <w:r>
+              <w:rPr>
+                <w:noProof/>
+              </w:rPr>
               <w:fldChar w:fldCharType="separate"/>
+            </w:r>
+            <w:r>
+              <w:rPr>
+                <w:noProof/>
+              </w:rPr>
               <w:t>12</w:t>
+            </w:r>
+            <w:r>
+              <w:rPr>
+                <w:noProof/>
+              </w:rPr>
               <w:fldChar w:fldCharType="end"/>
             </w:r>
           </w:hyperlink>
@@ -1583,23 +2572,53 @@
               <w:noProof/>
             </w:rPr>
           </w:pPr>
-          <w:hyperlink w:anchor="_Toc235480410" w:history="1">
+          <w:hyperlink w:anchor="_Toc235697266" w:history="1">
             <w:r>
               <w:rPr>
                 <w:rStyle w:val="Hyperlink"/>
                 <w:noProof/>
               </w:rPr>
-              <w:t>15. Rủi ro &amp; Biện pháp Dự phòng (Risks and Contingencies)</w:t>
+              <w:t>15. Risks and Contingencies</w:t>
             </w:r>
             <w:r>
               <w:rPr>
                 <w:noProof/>
               </w:rPr>
               <w:tab/>
+            </w:r>
+            <w:r>
+              <w:rPr>
+                <w:noProof/>
+              </w:rPr>
               <w:fldChar w:fldCharType="begin"/>
-              <w:instrText xml:space="preserve"> PAGEREF _Toc235480410 \h </w:instrText>
+            </w:r>
+            <w:r>
+              <w:rPr>
+                <w:noProof/>
+              </w:rPr>
+              <w:instrText xml:space="preserve"> PAGEREF _Toc235697266 \h </w:instrText>
+            </w:r>
+            <w:r>
+              <w:rPr>
+                <w:noProof/>
+              </w:rPr>
+            </w:r>
+            <w:r>
+              <w:rPr>
+                <w:noProof/>
+              </w:rPr>
               <w:fldChar w:fldCharType="separate"/>
-              <w:t>12</w:t>
+            </w:r>
+            <w:r>
+              <w:rPr>
+                <w:noProof/>
+              </w:rPr>
+              <w:t>13</w:t>
+            </w:r>
+            <w:r>
+              <w:rPr>
+                <w:noProof/>
+              </w:rPr>
               <w:fldChar w:fldCharType="end"/>
             </w:r>
           </w:hyperlink>
@@ -1615,38 +2634,54 @@
               <w:noProof/>
             </w:rPr>
           </w:pPr>
-          <w:hyperlink w:anchor="_Toc235480411" w:history="1">
-            <w:r>
-              <w:rPr>
-                <w:rStyle w:val="Hyperlink"/>
-                <w:noProof/>
-              </w:rPr>
-              <w:t>16. Ma trận Truy vết (Feature</w:t>
-            </w:r>
+          <w:hyperlink w:anchor="_Toc235697267" w:history="1">
             <w:r>
               <w:rPr>
                 <w:rStyle w:val="Hyperlink"/>
                 <w:rFonts w:hint="eastAsia"/>
                 <w:noProof/>
               </w:rPr>
-              <w:t xml:space="preserve"> → Test Focus → Mã ngu</w:t>
-            </w:r>
-            <w:r>
-              <w:rPr>
-                <w:rStyle w:val="Hyperlink"/>
-                <w:noProof/>
-              </w:rPr>
-              <w:t>ồn tham chiếu)</w:t>
+              <w:t>16. Traceability Matrix (Feature → Test Focus → Source Code Reference)</w:t>
             </w:r>
             <w:r>
               <w:rPr>
                 <w:noProof/>
               </w:rPr>
               <w:tab/>
+            </w:r>
+            <w:r>
+              <w:rPr>
+                <w:noProof/>
+              </w:rPr>
               <w:fldChar w:fldCharType="begin"/>
-              <w:instrText xml:space="preserve"> PAGEREF _Toc235480411 \h </w:instrText>
+            </w:r>
+            <w:r>
+              <w:rPr>
+                <w:noProof/>
+              </w:rPr>
+              <w:instrText xml:space="preserve"> PAGEREF _Toc235697267 \h </w:instrText>
+            </w:r>
+            <w:r>
+              <w:rPr>
+                <w:noProof/>
+              </w:rPr>
+            </w:r>
+            <w:r>
+              <w:rPr>
+                <w:noProof/>
+              </w:rPr>
               <w:fldChar w:fldCharType="separate"/>
+            </w:r>
+            <w:r>
+              <w:rPr>
+                <w:noProof/>
+              </w:rPr>
               <w:t>14</w:t>
+            </w:r>
+            <w:r>
+              <w:rPr>
+                <w:noProof/>
+              </w:rPr>
               <w:fldChar w:fldCharType="end"/>
             </w:r>
           </w:hyperlink>
@@ -1662,23 +2697,53 @@
               <w:noProof/>
             </w:rPr>
           </w:pPr>
-          <w:hyperlink w:anchor="_Toc235480412" w:history="1">
+          <w:hyperlink w:anchor="_Toc235697268" w:history="1">
             <w:r>
               <w:rPr>
                 <w:rStyle w:val="Hyperlink"/>
                 <w:noProof/>
               </w:rPr>
-              <w:t>17. Phụ lục — Phạm vi Rà soát Mã nguồn</w:t>
+              <w:t>17. Appendix — Source Code Review Scope</w:t>
             </w:r>
             <w:r>
               <w:rPr>
                 <w:noProof/>
               </w:rPr>
               <w:tab/>
+            </w:r>
+            <w:r>
+              <w:rPr>
+                <w:noProof/>
+              </w:rPr>
               <w:fldChar w:fldCharType="begin"/>
-              <w:instrText xml:space="preserve"> PAGEREF _Toc235480412 \h </w:instrText>
+            </w:r>
+            <w:r>
+              <w:rPr>
+                <w:noProof/>
+              </w:rPr>
+              <w:instrText xml:space="preserve"> PAGEREF _Toc235697268 \h </w:instrText>
+            </w:r>
+            <w:r>
+              <w:rPr>
+                <w:noProof/>
+              </w:rPr>
+            </w:r>
+            <w:r>
+              <w:rPr>
+                <w:noProof/>
+              </w:rPr>
               <w:fldChar w:fldCharType="separate"/>
-              <w:t>14</w:t>
+            </w:r>
+            <w:r>
+              <w:rPr>
+                <w:noProof/>
+              </w:rPr>
+              <w:t>15</w:t>
+            </w:r>
+            <w:r>
+              <w:rPr>
+                <w:noProof/>
+              </w:rPr>
               <w:fldChar w:fldCharType="end"/>
             </w:r>
           </w:hyperlink>
@@ -1694,23 +2759,53 @@
               <w:noProof/>
             </w:rPr>
           </w:pPr>
-          <w:hyperlink w:anchor="_Toc235480413" w:history="1">
+          <w:hyperlink w:anchor="_Toc235697269" w:history="1">
             <w:r>
               <w:rPr>
                 <w:rStyle w:val="Hyperlink"/>
                 <w:noProof/>
               </w:rPr>
-              <w:t>18. Phê duyệt (Approvals)</w:t>
+              <w:t>18. Approvals</w:t>
             </w:r>
             <w:r>
               <w:rPr>
                 <w:noProof/>
               </w:rPr>
               <w:tab/>
+            </w:r>
+            <w:r>
+              <w:rPr>
+                <w:noProof/>
+              </w:rPr>
               <w:fldChar w:fldCharType="begin"/>
-              <w:instrText xml:space="preserve"> PAGEREF _Toc235480413 \h </w:instrText>
+            </w:r>
+            <w:r>
+              <w:rPr>
+                <w:noProof/>
+              </w:rPr>
+              <w:instrText xml:space="preserve"> PAGEREF _Toc235697269 \h </w:instrText>
+            </w:r>
+            <w:r>
+              <w:rPr>
+                <w:noProof/>
+              </w:rPr>
+            </w:r>
+            <w:r>
+              <w:rPr>
+                <w:noProof/>
+              </w:rPr>
               <w:fldChar w:fldCharType="separate"/>
+            </w:r>
+            <w:r>
+              <w:rPr>
+                <w:noProof/>
+              </w:rPr>
               <w:t>15</w:t>
+            </w:r>
+            <w:r>
+              <w:rPr>
+                <w:noProof/>
+              </w:rPr>
               <w:fldChar w:fldCharType="end"/>
             </w:r>
           </w:hyperlink>
@@ -1726,8 +2821,9 @@
       <w:pPr>
         <w:pStyle w:val="Heading1"/>
       </w:pPr>
-      <w:bookmarkStart w:id="2" w:name="_Toc235480378"/>
+      <w:bookmarkStart w:id="2" w:name="_Toc235697234"/>
       <w:r>
+        <w:lastRenderedPageBreak/>
         <w:t>1. Test Plan Identifier</w:t>
       </w:r>
       <w:bookmarkEnd w:id="2"/>
@@ -1744,7 +2840,7 @@
       <w:pPr>
         <w:pStyle w:val="Heading1"/>
       </w:pPr>
-      <w:bookmarkStart w:id="3" w:name="_Toc235480379"/>
+      <w:bookmarkStart w:id="3" w:name="_Toc235697235"/>
       <w:r>
         <w:t>2. Introduction</w:t>
       </w:r>
@@ -1754,7 +2850,7 @@
       <w:pPr>
         <w:pStyle w:val="Heading2"/>
       </w:pPr>
-      <w:bookmarkStart w:id="4" w:name="_Toc235480380"/>
+      <w:bookmarkStart w:id="4" w:name="_Toc235697236"/>
       <w:r>
         <w:t>2.1. Compilation Principles</w:t>
       </w:r>
@@ -1858,7 +2954,7 @@
       <w:pPr>
         <w:pStyle w:val="Heading2"/>
       </w:pPr>
-      <w:bookmarkStart w:id="5" w:name="_Toc235480381"/>
+      <w:bookmarkStart w:id="5" w:name="_Toc235697237"/>
       <w:r>
         <w:t>2.2. System Architecture Overview (verified directly from source code)</w:t>
       </w:r>
@@ -1965,20 +3061,6 @@
             <w:r>
               <w:t>Spring Boot configured on port 8080 (/nonstopcoding). Note: Virtual Threads are enabled by the dev team. This architecture handles I/O well, but QA needs to pay special attention to load testing to check for memory leaks or bottlenecks in heavy tasks.</w:t>
             </w:r>
-            <w:r>
-              <w:rPr>
-                <w:rStyle w:val="HTMLCode"/>
-                <w:rFonts w:eastAsia="Calibri"/>
-              </w:rPr>
-            </w:r>
-            <w:r/>
-            <w:r>
-              <w:rPr>
-                <w:b/>
-                <w:bCs/>
-              </w:rPr>
-            </w:r>
-            <w:r/>
           </w:p>
         </w:tc>
       </w:tr>
@@ -2015,30 +3097,6 @@
             <w:r>
               <w:t>PostgreSQL using a Hikari pool (limited to 30 connections). The DB layer already does a reasonably good job of adding CHECK constraints (blocking negative values for price, balance) and UNIQUE constraints.</w:t>
             </w:r>
-            <w:r>
-              <w:rPr>
-                <w:rStyle w:val="HTMLCode"/>
-              </w:rPr>
-            </w:r>
-            <w:r/>
-            <w:r>
-              <w:rPr>
-                <w:rStyle w:val="HTMLCode"/>
-              </w:rPr>
-            </w:r>
-            <w:r/>
-            <w:r>
-              <w:rPr>
-                <w:rStyle w:val="HTMLCode"/>
-              </w:rPr>
-            </w:r>
-            <w:r/>
-            <w:r>
-              <w:rPr>
-                <w:rStyle w:val="HTMLCode"/>
-              </w:rPr>
-            </w:r>
-            <w:r/>
           </w:p>
           <w:p>
             <w:pPr>
@@ -2069,6 +3127,7 @@
                 <w:b/>
                 <w:bCs/>
               </w:rPr>
+              <w:lastRenderedPageBreak/>
               <w:t>Judge0 (Code grading)</w:t>
             </w:r>
           </w:p>
@@ -2085,19 +3144,6 @@
             <w:r>
               <w:t>Called over HTTP, with a hardcoded timeout of 20s. Fatal risk: Reading the Judge0Service logic reveals no Dead Letter Queue (DLQ) or Scheduled Retry mechanism at all.</w:t>
             </w:r>
-            <w:r>
-              <w:rPr>
-                <w:b/>
-                <w:bCs/>
-              </w:rPr>
-            </w:r>
-            <w:r/>
-            <w:r>
-              <w:rPr>
-                <w:rStyle w:val="HTMLCode"/>
-              </w:rPr>
-            </w:r>
-            <w:r/>
           </w:p>
           <w:p>
             <w:pPr>
@@ -2113,12 +3159,6 @@
             <w:r>
               <w:t xml:space="preserve"> Deliberately cut the connection to Judge0. If submissions get stuck in PENDING status permanently without auto-failing/timing out, QA must log a Critical bug immediately so Dev can add a fallback mechanism.</w:t>
             </w:r>
-            <w:r>
-              <w:rPr>
-                <w:rStyle w:val="HTMLCode"/>
-              </w:rPr>
-            </w:r>
-            <w:r/>
           </w:p>
         </w:tc>
       </w:tr>
@@ -2152,18 +3192,6 @@
             <w:r>
               <w:t>A standard SDK is already used to verify Webhooks and there is an Idempotency check (anti-duplication). Credit to the Dev team for writing an @Scheduled cronjob that runs every hour to automatically reconcile PENDING transactions older than 24h.</w:t>
             </w:r>
-            <w:r>
-              <w:rPr>
-                <w:rStyle w:val="HTMLCode"/>
-              </w:rPr>
-            </w:r>
-            <w:r/>
-            <w:r>
-              <w:rPr>
-                <w:rStyle w:val="HTMLCode"/>
-              </w:rPr>
-            </w:r>
-            <w:r/>
           </w:p>
           <w:p>
             <w:pPr>
@@ -2210,24 +3238,6 @@
             <w:r>
               <w:t>The dev has applied @Lock(PESSIMISTIC_WRITE) on WalletRepository and EnrollmentRepository. This is a pessimistic lock used to block race conditions.</w:t>
             </w:r>
-            <w:r>
-              <w:rPr>
-                <w:rStyle w:val="HTMLCode"/>
-              </w:rPr>
-            </w:r>
-            <w:r/>
-            <w:r>
-              <w:rPr>
-                <w:rStyle w:val="HTMLCode"/>
-              </w:rPr>
-            </w:r>
-            <w:r/>
-            <w:r>
-              <w:rPr>
-                <w:rStyle w:val="HTMLCode"/>
-              </w:rPr>
-            </w:r>
-            <w:r/>
           </w:p>
           <w:p>
             <w:pPr>
@@ -2276,18 +3286,6 @@
             <w:r>
               <w:t>Uses STOMP WebSocket over the /topic and /queue channels.</w:t>
             </w:r>
-            <w:r>
-              <w:rPr>
-                <w:rStyle w:val="HTMLCode"/>
-              </w:rPr>
-            </w:r>
-            <w:r/>
-            <w:r>
-              <w:rPr>
-                <w:rStyle w:val="HTMLCode"/>
-              </w:rPr>
-            </w:r>
-            <w:r/>
           </w:p>
           <w:p>
             <w:pPr>
@@ -2349,12 +3347,6 @@
             <w:r>
               <w:t xml:space="preserve"> Data desynchronization. A Stress Test scenario is needed that fires a continuous stream of ACCEPTED submissions. QA observes whether the score stream on the Scoreboard updates smoothly in realtime, or bottlenecks and freezes the browser UI.</w:t>
             </w:r>
-            <w:r>
-              <w:rPr>
-                <w:rStyle w:val="HTMLCode"/>
-              </w:rPr>
-            </w:r>
-            <w:r/>
           </w:p>
         </w:tc>
       </w:tr>
@@ -2388,18 +3380,6 @@
             <w:r>
               <w:t>The endpoint is configured with a very loose timeout (120s) and a limit of 100 requests/day. The @Async function catches errors too generically (catch Exception).</w:t>
             </w:r>
-            <w:r>
-              <w:rPr>
-                <w:rStyle w:val="HTMLCode"/>
-              </w:rPr>
-            </w:r>
-            <w:r/>
-            <w:r>
-              <w:rPr>
-                <w:rStyle w:val="HTMLCode"/>
-              </w:rPr>
-            </w:r>
-            <w:r/>
           </w:p>
           <w:p>
             <w:pPr>
@@ -2415,12 +3395,6 @@
             <w:r>
               <w:t xml:space="preserve"> (1) Test the case of exceeding the 100 req/day quota to see whether the system's error message is user-friendly. (2) Hang the API connection for 120s to see whether the async flow returns a FAILED status on time, or leaves the process stuck in the background indefinitely.</w:t>
             </w:r>
-            <w:r>
-              <w:rPr>
-                <w:rStyle w:val="HTMLCode"/>
-              </w:rPr>
-            </w:r>
-            <w:r/>
           </w:p>
         </w:tc>
       </w:tr>
@@ -2462,6 +3436,7 @@
                 <w:b/>
                 <w:bCs/>
               </w:rPr>
+              <w:lastRenderedPageBreak/>
               <w:t>QA Perspective:</w:t>
             </w:r>
             <w:r>
@@ -2483,6 +3458,7 @@
                 <w:b/>
                 <w:bCs/>
               </w:rPr>
+              <w:lastRenderedPageBreak/>
               <w:t>Cloudinary</w:t>
             </w:r>
           </w:p>
@@ -2503,7 +3479,6 @@
               </w:rPr>
               <w:t>spring.servlet.multipart.max-file-size is set as high as 500MB.</w:t>
             </w:r>
-            <w:r/>
           </w:p>
           <w:p>
             <w:pPr>
@@ -2565,30 +3540,6 @@
             <w:r>
               <w:t xml:space="preserve"> The secure variable is set to false in the Dev environment. QA must have a dedicated test case that re-checks the response Header in the Staging/Production environment to confirm ACCESS_TOKEN_SECURE has switched to true, avoiding the risk of token leakage over an unencrypted connection.</w:t>
             </w:r>
-            <w:r>
-              <w:rPr>
-                <w:rStyle w:val="HTMLCode"/>
-              </w:rPr>
-            </w:r>
-            <w:r/>
-            <w:r>
-              <w:rPr>
-                <w:rStyle w:val="HTMLCode"/>
-              </w:rPr>
-            </w:r>
-            <w:r/>
-            <w:r>
-              <w:rPr>
-                <w:rStyle w:val="HTMLCode"/>
-              </w:rPr>
-            </w:r>
-            <w:r/>
-            <w:r>
-              <w:rPr>
-                <w:rStyle w:val="HTMLCode"/>
-              </w:rPr>
-            </w:r>
-            <w:r/>
           </w:p>
         </w:tc>
       </w:tr>
@@ -2622,12 +3573,6 @@
             <w:r>
               <w:t>OAuth2 already has a real endpoint. ffmpeg-service runs independently.</w:t>
             </w:r>
-            <w:r>
-              <w:rPr>
-                <w:rStyle w:val="HTMLCode"/>
-              </w:rPr>
-            </w:r>
-            <w:r/>
           </w:p>
           <w:p>
             <w:pPr>
@@ -2656,7 +3601,7 @@
       <w:pPr>
         <w:pStyle w:val="Heading2"/>
       </w:pPr>
-      <w:bookmarkStart w:id="6" w:name="_Toc235480382"/>
+      <w:bookmarkStart w:id="6" w:name="_Toc235697238"/>
       <w:r>
         <w:t>2.3. Test Scope</w:t>
       </w:r>
@@ -2674,7 +3619,7 @@
       <w:pPr>
         <w:pStyle w:val="Heading1"/>
       </w:pPr>
-      <w:bookmarkStart w:id="7" w:name="_Toc235480383"/>
+      <w:bookmarkStart w:id="7" w:name="_Toc235697239"/>
       <w:r>
         <w:t>3. Test Items</w:t>
       </w:r>
@@ -3101,6 +4046,7 @@
                 <w:sz w:val="20"/>
                 <w:szCs w:val="20"/>
               </w:rPr>
+              <w:lastRenderedPageBreak/>
               <w:t>TI_04</w:t>
             </w:r>
           </w:p>
@@ -3978,7 +4924,7 @@
       <w:pPr>
         <w:pStyle w:val="Heading1"/>
       </w:pPr>
-      <w:bookmarkStart w:id="8" w:name="_Toc235480384"/>
+      <w:bookmarkStart w:id="8" w:name="_Toc235697240"/>
       <w:r>
         <w:t>4. Features to be Tested</w:t>
       </w:r>
@@ -3996,7 +4942,7 @@
       <w:pPr>
         <w:pStyle w:val="Heading2"/>
       </w:pPr>
-      <w:bookmarkStart w:id="9" w:name="_Toc235480385"/>
+      <w:bookmarkStart w:id="9" w:name="_Toc235697241"/>
       <w:r>
         <w:t>4.1. Authentication &amp; User (AUTH / USER)</w:t>
       </w:r>
@@ -4072,7 +5018,7 @@
       <w:pPr>
         <w:pStyle w:val="Heading2"/>
       </w:pPr>
-      <w:bookmarkStart w:id="10" w:name="_Toc235480386"/>
+      <w:bookmarkStart w:id="10" w:name="_Toc235697242"/>
       <w:r>
         <w:t>4.2. Course &amp; Quiz (COURSE)</w:t>
       </w:r>
@@ -4102,6 +5048,7 @@
         <w:spacing w:after="80"/>
       </w:pPr>
       <w:r>
+        <w:lastRenderedPageBreak/>
         <w:t>Enrollment-based authorization: the learning-detail/learning-curriculum/lessons/quiz endpoints use @PreAuthorize("@courseSecurity.canAccessCourse/Lesson/Quiz(...)") — needs testing that a user who has NOT purchased the course is blocked from accessing the learning content.</w:t>
       </w:r>
     </w:p>
@@ -4148,7 +5095,7 @@
       <w:pPr>
         <w:pStyle w:val="Heading2"/>
       </w:pPr>
-      <w:bookmarkStart w:id="11" w:name="_Toc235480387"/>
+      <w:bookmarkStart w:id="11" w:name="_Toc235697243"/>
       <w:r>
         <w:t>4.3. Cart, Orders &amp; Payment (CART / PAYMENT)</w:t>
       </w:r>
@@ -4224,7 +5171,7 @@
       <w:pPr>
         <w:pStyle w:val="Heading2"/>
       </w:pPr>
-      <w:bookmarkStart w:id="12" w:name="_Toc235480388"/>
+      <w:bookmarkStart w:id="12" w:name="_Toc235697244"/>
       <w:r>
         <w:t>4.4. Instructor (INSTRUCTOR)</w:t>
       </w:r>
@@ -4287,7 +5234,7 @@
       <w:pPr>
         <w:pStyle w:val="Heading2"/>
       </w:pPr>
-      <w:bookmarkStart w:id="13" w:name="_Toc235480389"/>
+      <w:bookmarkStart w:id="13" w:name="_Toc235697245"/>
       <w:r>
         <w:t>4.5. Problems &amp; Grading (PROBLEM / JUDGE0)</w:t>
       </w:r>
@@ -4317,7 +5264,11 @@
         <w:spacing w:after="80"/>
       </w:pPr>
       <w:r>
-        <w:t>Submission flow: POST /online-judge/submissions creates a record with verdict=PENDING → calls Judge0 (20s client timeout) → PUT /online-judge/submissions receives a callback that updates the verdict. NO DLQ/Scheduled retry mechanism was found in Judge0Service — TEST FOCUS: simulate Judge0 not responding/timing out, confirm whether the system updates the verdict to TIMEOUT/FAILED or the submission stays stuck in PENDING permanently.</w:t>
+        <w:t xml:space="preserve">Submission flow: POST /online-judge/submissions creates a record with verdict=PENDING → calls Judge0 (20s client timeout) → PUT /online-judge/submissions receives a callback that updates the verdict. NO DLQ/Scheduled retry mechanism was found in Judge0Service — TEST FOCUS: simulate </w:t>
+      </w:r>
+      <w:r>
+        <w:lastRenderedPageBreak/>
+        <w:t>Judge0 not responding/timing out, confirm whether the system updates the verdict to TIMEOUT/FAILED or the submission stays stuck in PENDING permanently.</w:t>
       </w:r>
     </w:p>
     <w:p>
@@ -4363,7 +5314,7 @@
       <w:pPr>
         <w:pStyle w:val="Heading2"/>
       </w:pPr>
-      <w:bookmarkStart w:id="14" w:name="_Toc235480390"/>
+      <w:bookmarkStart w:id="14" w:name="_Toc235697246"/>
       <w:r>
         <w:t>4.6. Contests &amp; Ranking (CONTEST / RANKING)</w:t>
       </w:r>
@@ -4439,7 +5390,7 @@
       <w:pPr>
         <w:pStyle w:val="Heading2"/>
       </w:pPr>
-      <w:bookmarkStart w:id="15" w:name="_Toc235480391"/>
+      <w:bookmarkStart w:id="15" w:name="_Toc235697247"/>
       <w:r>
         <w:t>4.7. AI Services (Gemini)</w:t>
       </w:r>
@@ -4502,7 +5453,7 @@
       <w:pPr>
         <w:pStyle w:val="Heading2"/>
       </w:pPr>
-      <w:bookmarkStart w:id="16" w:name="_Toc235480392"/>
+      <w:bookmarkStart w:id="16" w:name="_Toc235697248"/>
       <w:r>
         <w:t>4.8. Moderation &amp; Admin (MODERATION / ADMIN)</w:t>
       </w:r>
@@ -4558,6 +5509,7 @@
         <w:spacing w:after="80"/>
       </w:pPr>
       <w:r>
+        <w:lastRenderedPageBreak/>
         <w:t>Locking/unlocking an account (POST /admin/users/{userId}/lock): test that a locked user cannot log in immediately (no old session remains valid).</w:t>
       </w:r>
     </w:p>
@@ -4565,7 +5517,7 @@
       <w:pPr>
         <w:pStyle w:val="Heading2"/>
       </w:pPr>
-      <w:bookmarkStart w:id="17" w:name="_Toc235480393"/>
+      <w:bookmarkStart w:id="17" w:name="_Toc235697249"/>
       <w:r>
         <w:t>4.9. UI Test Automation (Automation)</w:t>
       </w:r>
@@ -4583,7 +5535,7 @@
       <w:pPr>
         <w:pStyle w:val="Heading1"/>
       </w:pPr>
-      <w:bookmarkStart w:id="18" w:name="_Toc235480394"/>
+      <w:bookmarkStart w:id="18" w:name="_Toc235697250"/>
       <w:r>
         <w:t>5. Features not to be Tested</w:t>
       </w:r>
@@ -4846,7 +5798,7 @@
       <w:pPr>
         <w:pStyle w:val="Heading1"/>
       </w:pPr>
-      <w:bookmarkStart w:id="19" w:name="_Toc235480395"/>
+      <w:bookmarkStart w:id="19" w:name="_Toc235697251"/>
       <w:r>
         <w:t>6. Test Approach</w:t>
       </w:r>
@@ -4856,7 +5808,7 @@
       <w:pPr>
         <w:pStyle w:val="Heading2"/>
       </w:pPr>
-      <w:bookmarkStart w:id="20" w:name="_Toc235480396"/>
+      <w:bookmarkStart w:id="20" w:name="_Toc235697252"/>
       <w:r>
         <w:t>6.1. Test Levels</w:t>
       </w:r>
@@ -5425,7 +6377,7 @@
       <w:pPr>
         <w:pStyle w:val="Heading2"/>
       </w:pPr>
-      <w:bookmarkStart w:id="21" w:name="_Toc235480397"/>
+      <w:bookmarkStart w:id="21" w:name="_Toc235697253"/>
       <w:r>
         <w:t>6.2. Entry &amp; Exit Criteria</w:t>
       </w:r>
@@ -5668,6 +6620,7 @@
                 <w:sz w:val="20"/>
                 <w:szCs w:val="20"/>
               </w:rPr>
+              <w:lastRenderedPageBreak/>
               <w:t>Automation E2E</w:t>
             </w:r>
           </w:p>
@@ -5772,7 +6725,7 @@
       <w:pPr>
         <w:pStyle w:val="Heading1"/>
       </w:pPr>
-      <w:bookmarkStart w:id="22" w:name="_Toc235480398"/>
+      <w:bookmarkStart w:id="22" w:name="_Toc235697254"/>
       <w:r>
         <w:t>7. Item Pass/Fail Criteria</w:t>
       </w:r>
@@ -5797,7 +6750,7 @@
       <w:pPr>
         <w:pStyle w:val="Heading2"/>
       </w:pPr>
-      <w:bookmarkStart w:id="23" w:name="_Toc235480399"/>
+      <w:bookmarkStart w:id="23" w:name="_Toc235697255"/>
       <w:r>
         <w:t>7.1. Pass Criteria</w:t>
       </w:r>
@@ -5872,7 +6825,7 @@
       <w:pPr>
         <w:pStyle w:val="Heading2"/>
       </w:pPr>
-      <w:bookmarkStart w:id="24" w:name="_Toc235480400"/>
+      <w:bookmarkStart w:id="24" w:name="_Toc235697256"/>
       <w:r>
         <w:t>7.2. Fail Criteria</w:t>
       </w:r>
@@ -5934,7 +6887,7 @@
       <w:pPr>
         <w:pStyle w:val="Heading1"/>
       </w:pPr>
-      <w:bookmarkStart w:id="25" w:name="_Toc235480401"/>
+      <w:bookmarkStart w:id="25" w:name="_Toc235697257"/>
       <w:r>
         <w:t>8. Suspension &amp; Resumption Criteria</w:t>
       </w:r>
@@ -6307,7 +7260,7 @@
       <w:pPr>
         <w:pStyle w:val="Heading1"/>
       </w:pPr>
-      <w:bookmarkStart w:id="26" w:name="_Toc235480402"/>
+      <w:bookmarkStart w:id="26" w:name="_Toc235697258"/>
       <w:r>
         <w:t>9. Test Deliverables</w:t>
       </w:r>
@@ -6360,6 +7313,7 @@
                 <w:sz w:val="20"/>
                 <w:szCs w:val="20"/>
               </w:rPr>
+              <w:lastRenderedPageBreak/>
               <w:t>Phase</w:t>
             </w:r>
           </w:p>
@@ -6810,7 +7764,7 @@
       <w:pPr>
         <w:pStyle w:val="Heading1"/>
       </w:pPr>
-      <w:bookmarkStart w:id="27" w:name="_Toc235480403"/>
+      <w:bookmarkStart w:id="27" w:name="_Toc235697259"/>
       <w:r>
         <w:t>10. Testing Tasks</w:t>
       </w:r>
@@ -8261,7 +9215,7 @@
       <w:pPr>
         <w:pStyle w:val="Heading1"/>
       </w:pPr>
-      <w:bookmarkStart w:id="28" w:name="_Toc235480404"/>
+      <w:bookmarkStart w:id="28" w:name="_Toc235697260"/>
       <w:r>
         <w:t>11. Environmental Needs</w:t>
       </w:r>
@@ -8271,7 +9225,7 @@
       <w:pPr>
         <w:pStyle w:val="Heading2"/>
       </w:pPr>
-      <w:bookmarkStart w:id="29" w:name="_Toc235480405"/>
+      <w:bookmarkStart w:id="29" w:name="_Toc235697261"/>
       <w:r>
         <w:t>11.1. Hardware</w:t>
       </w:r>
@@ -8307,7 +9261,7 @@
       <w:pPr>
         <w:pStyle w:val="Heading2"/>
       </w:pPr>
-      <w:bookmarkStart w:id="30" w:name="_Toc235480406"/>
+      <w:bookmarkStart w:id="30" w:name="_Toc235697262"/>
       <w:r>
         <w:t>11.2. Software &amp; Environment Variables (verified from application-dev.yaml)</w:t>
       </w:r>
@@ -8323,6 +9277,7 @@
         <w:spacing w:after="80"/>
       </w:pPr>
       <w:r>
+        <w:lastRenderedPageBreak/>
         <w:t>Required variables: DB_URL/DB_USERNAME, REDIS_HOST/REDIS_PORT, RABBITMQ_HOST, JUDGE0_URL, FFMPEG_SERVICE_URL, PAYOS_CLIENT_ID/PAYOS_RETURN_URL/PAYOS_CANCEL_URL, GOOGLE_CLIENT_ID, CLOUDINARY_CLOUD_NAME, GEMINI_MODEL/AI_BASE_URL.</w:t>
       </w:r>
     </w:p>
@@ -8369,7 +9324,7 @@
       <w:pPr>
         <w:pStyle w:val="Heading1"/>
       </w:pPr>
-      <w:bookmarkStart w:id="31" w:name="_Toc235480407"/>
+      <w:bookmarkStart w:id="31" w:name="_Toc235697263"/>
       <w:r>
         <w:t>12. Test Data Strategy</w:t>
       </w:r>
@@ -8743,7 +9698,7 @@
       <w:pPr>
         <w:pStyle w:val="Heading1"/>
       </w:pPr>
-      <w:bookmarkStart w:id="32" w:name="_Toc235480408"/>
+      <w:bookmarkStart w:id="32" w:name="_Toc235697264"/>
       <w:r>
         <w:t>13. Responsibilities (RACI Matrix)</w:t>
       </w:r>
@@ -9365,7 +10320,7 @@
       <w:pPr>
         <w:pStyle w:val="Heading1"/>
       </w:pPr>
-      <w:bookmarkStart w:id="33" w:name="_Toc235480409"/>
+      <w:bookmarkStart w:id="33" w:name="_Toc235697265"/>
       <w:r>
         <w:t>14. Staffing and Training Needs</w:t>
       </w:r>
@@ -9606,6 +10561,7 @@
                 <w:sz w:val="20"/>
                 <w:szCs w:val="20"/>
               </w:rPr>
+              <w:lastRenderedPageBreak/>
               <w:t>QA Engineer</w:t>
             </w:r>
           </w:p>
@@ -9860,7 +10816,7 @@
       <w:pPr>
         <w:pStyle w:val="Heading1"/>
       </w:pPr>
-      <w:bookmarkStart w:id="34" w:name="_Toc235480410"/>
+      <w:bookmarkStart w:id="34" w:name="_Toc235697266"/>
       <w:r>
         <w:t>15. Risks and Contingencies</w:t>
       </w:r>
@@ -10425,7 +11381,15 @@
                 <w:sz w:val="20"/>
                 <w:szCs w:val="20"/>
               </w:rPr>
-              <w:t>The multipart max-file-size is configured very high (500MB) at the Spring layer for the whole application (applies to both Instructor CV uploads and course thumbnails) — DoS risk if the Service does not enforce a tighter limit per upload type</w:t>
+              <w:t xml:space="preserve">The multipart max-file-size is configured very high (500MB) at the Spring layer for the </w:t>
+            </w:r>
+            <w:r>
+              <w:rPr>
+                <w:sz w:val="20"/>
+                <w:szCs w:val="20"/>
+              </w:rPr>
+              <w:lastRenderedPageBreak/>
+              <w:t>whole application (applies to both Instructor CV uploads and course thumbnails) — DoS risk if the Service does not enforce a tighter limit per upload type</w:t>
             </w:r>
           </w:p>
         </w:tc>
@@ -10449,6 +11413,7 @@
                 <w:sz w:val="20"/>
                 <w:szCs w:val="20"/>
               </w:rPr>
+              <w:lastRenderedPageBreak/>
               <w:t>Medium</w:t>
             </w:r>
           </w:p>
@@ -10952,7 +11917,7 @@
       <w:pPr>
         <w:pStyle w:val="Heading1"/>
       </w:pPr>
-      <w:bookmarkStart w:id="35" w:name="_Toc235480411"/>
+      <w:bookmarkStart w:id="35" w:name="_Toc235697267"/>
       <w:r>
         <w:t>16. Traceability Matrix (Feature → Test Focus → Source Code Reference)</w:t>
       </w:r>
@@ -10984,7 +11949,7 @@
         <w:tblLook w:val="0000" w:firstRow="0" w:lastRow="0" w:firstColumn="0" w:lastColumn="0" w:noHBand="0" w:noVBand="0"/>
       </w:tblPr>
       <w:tblGrid>
-        <w:gridCol w:w="1121"/>
+        <w:gridCol w:w="1306"/>
         <w:gridCol w:w="2347"/>
         <w:gridCol w:w="5679"/>
       </w:tblGrid>
@@ -11216,6 +12181,7 @@
                 <w:sz w:val="20"/>
                 <w:szCs w:val="20"/>
               </w:rPr>
+              <w:lastRenderedPageBreak/>
               <w:t>Wallet concurrent locking</w:t>
             </w:r>
           </w:p>
@@ -11723,7 +12689,7 @@
       <w:pPr>
         <w:pStyle w:val="Heading1"/>
       </w:pPr>
-      <w:bookmarkStart w:id="36" w:name="_Toc235480412"/>
+      <w:bookmarkStart w:id="36" w:name="_Toc235697268"/>
       <w:r>
         <w:t>17. Appendix — Source Code Review Scope</w:t>
       </w:r>
@@ -11834,7 +12800,7 @@
       <w:pPr>
         <w:pStyle w:val="Heading1"/>
       </w:pPr>
-      <w:bookmarkStart w:id="37" w:name="_Toc235480413"/>
+      <w:bookmarkStart w:id="37" w:name="_Toc235697269"/>
       <w:r>
         <w:t>18. Approvals</w:t>
       </w:r>
@@ -12056,6 +13022,7 @@
                 <w:sz w:val="20"/>
                 <w:szCs w:val="20"/>
               </w:rPr>
+              <w:lastRenderedPageBreak/>
               <w:t>Project Member</w:t>
             </w:r>
           </w:p>
